--- a/Redon/Guide tool 1 trainers.docx
+++ b/Redon/Guide tool 1 trainers.docx
@@ -4,7 +4,7 @@
   <w:body>
     <w:p>
       <w:pPr>
-        <w:pStyle w:val="Titel"/>
+        <w:pStyle w:val="Title"/>
         <w:rPr>
           <w:rFonts w:ascii="Montserrat" w:hAnsi="Montserrat"/>
           <w:b/>
@@ -94,7 +94,7 @@
     </w:p>
     <w:p>
       <w:pPr>
-        <w:pStyle w:val="Kop1"/>
+        <w:pStyle w:val="Heading1"/>
         <w:rPr>
           <w:lang w:val="en-GB"/>
         </w:rPr>
@@ -125,7 +125,7 @@
     </w:p>
     <w:p>
       <w:pPr>
-        <w:pStyle w:val="Lijstalinea"/>
+        <w:pStyle w:val="ListParagraph"/>
         <w:numPr>
           <w:ilvl w:val="0"/>
           <w:numId w:val="5"/>
@@ -261,7 +261,7 @@
     </w:p>
     <w:p>
       <w:pPr>
-        <w:pStyle w:val="Lijstalinea"/>
+        <w:pStyle w:val="ListParagraph"/>
         <w:numPr>
           <w:ilvl w:val="0"/>
           <w:numId w:val="5"/>
@@ -300,7 +300,7 @@
     </w:p>
     <w:p>
       <w:pPr>
-        <w:pStyle w:val="Lijstalinea"/>
+        <w:pStyle w:val="ListParagraph"/>
         <w:numPr>
           <w:ilvl w:val="0"/>
           <w:numId w:val="5"/>
@@ -331,7 +331,7 @@
     </w:p>
     <w:p>
       <w:pPr>
-        <w:pStyle w:val="Kop1"/>
+        <w:pStyle w:val="Heading1"/>
         <w:rPr>
           <w:lang w:val="en-GB"/>
         </w:rPr>
@@ -345,7 +345,7 @@
     </w:p>
     <w:p>
       <w:pPr>
-        <w:pStyle w:val="Lijstalinea"/>
+        <w:pStyle w:val="ListParagraph"/>
         <w:numPr>
           <w:ilvl w:val="0"/>
           <w:numId w:val="4"/>
@@ -392,7 +392,7 @@
     </w:p>
     <w:p>
       <w:pPr>
-        <w:pStyle w:val="Lijstalinea"/>
+        <w:pStyle w:val="ListParagraph"/>
         <w:numPr>
           <w:ilvl w:val="0"/>
           <w:numId w:val="4"/>
@@ -431,7 +431,7 @@
     </w:p>
     <w:p>
       <w:pPr>
-        <w:pStyle w:val="Lijstalinea"/>
+        <w:pStyle w:val="ListParagraph"/>
         <w:numPr>
           <w:ilvl w:val="0"/>
           <w:numId w:val="4"/>
@@ -462,7 +462,7 @@
     </w:p>
     <w:p>
       <w:pPr>
-        <w:pStyle w:val="Kop1"/>
+        <w:pStyle w:val="Heading1"/>
         <w:rPr>
           <w:lang w:val="en-US"/>
         </w:rPr>
@@ -481,6 +481,527 @@
       </w:r>
     </w:p>
     <w:p/>
+    <w:p>
+      <w:pPr>
+        <w:pStyle w:val="Heading1"/>
+      </w:pPr>
+      <w:r>
+        <w:t>Energy</w:t>
+      </w:r>
+      <w:r>
+        <w:t xml:space="preserve"> Saving</w:t>
+      </w:r>
+      <w:r>
+        <w:t xml:space="preserve"> Tool: Building Energy Rating Automation</w:t>
+      </w:r>
+    </w:p>
+    <w:p>
+      <w:r>
+        <w:t>The Energy Saving Tool is an automated Building Energy Rating (BER) system. It estimates the energy performance of any residential building from just an address. The tool uses satellite and street-level imagery combined with AI analysis to assess building size, construction type, age, and heating system — then calculates an annual heat energy demand and assigns a BER rating (A1 to G). It covers all</w:t>
+      </w:r>
+      <w:r>
+        <w:t xml:space="preserve"> five</w:t>
+      </w:r>
+      <w:r>
+        <w:t xml:space="preserve"> CIRCUS partner countries: Ireland, France, Germany, Belgium, the Netherlands.</w:t>
+      </w:r>
+    </w:p>
+    <w:p>
+      <w:pPr>
+        <w:pStyle w:val="Heading2"/>
+      </w:pPr>
+      <w:r>
+        <w:t>What the tool produces</w:t>
+      </w:r>
+    </w:p>
+    <w:p>
+      <w:r>
+        <w:t>After entering an address, the tool provides:</w:t>
+      </w:r>
+    </w:p>
+    <w:p>
+      <w:pPr>
+        <w:pStyle w:val="ListParagraph"/>
+        <w:numPr>
+          <w:ilvl w:val="0"/>
+          <w:numId w:val="6"/>
+        </w:numPr>
+      </w:pPr>
+      <w:r>
+        <w:t>A BER/EPC rating on the national scale for the building's country (e.g. A–G in Ireland, DPE in France, Energieausweis in Germany).</w:t>
+      </w:r>
+    </w:p>
+    <w:p>
+      <w:pPr>
+        <w:pStyle w:val="ListParagraph"/>
+        <w:numPr>
+          <w:ilvl w:val="0"/>
+          <w:numId w:val="6"/>
+        </w:numPr>
+      </w:pPr>
+      <w:r>
+        <w:t>An annual heat energy demand figure in kWh/m²/year.</w:t>
+      </w:r>
+    </w:p>
+    <w:p>
+      <w:pPr>
+        <w:pStyle w:val="ListParagraph"/>
+        <w:numPr>
+          <w:ilvl w:val="0"/>
+          <w:numId w:val="6"/>
+        </w:numPr>
+      </w:pPr>
+      <w:r>
+        <w:t>An annotated satellite image showing the building footprint with measured dimensions.</w:t>
+      </w:r>
+    </w:p>
+    <w:p>
+      <w:pPr>
+        <w:pStyle w:val="ListParagraph"/>
+        <w:numPr>
+          <w:ilvl w:val="0"/>
+          <w:numId w:val="6"/>
+        </w:numPr>
+      </w:pPr>
+      <w:r>
+        <w:t>Street view images with windows highlighted, giving a visual check on the building assessment.</w:t>
+      </w:r>
+    </w:p>
+    <w:p>
+      <w:pPr>
+        <w:pStyle w:val="ListParagraph"/>
+        <w:numPr>
+          <w:ilvl w:val="0"/>
+          <w:numId w:val="6"/>
+        </w:numPr>
+      </w:pPr>
+      <w:r>
+        <w:t>A breakdown chart showing heat losses through walls, roof, windows, floor, ventilation, and thermal bridges.</w:t>
+      </w:r>
+    </w:p>
+    <w:p>
+      <w:pPr>
+        <w:pStyle w:val="ListParagraph"/>
+        <w:numPr>
+          <w:ilvl w:val="0"/>
+          <w:numId w:val="6"/>
+        </w:numPr>
+      </w:pPr>
+      <w:r>
+        <w:t>A retrofit comparison: change wall insulation, roof insulation, window glazing, or heating system and instantly see how much the rating improves.</w:t>
+      </w:r>
+    </w:p>
+    <w:p>
+      <w:pPr>
+        <w:pStyle w:val="Heading2"/>
+      </w:pPr>
+      <w:r>
+        <w:t>How the tool works — step by step</w:t>
+      </w:r>
+    </w:p>
+    <w:p>
+      <w:r>
+        <w:t>When you enter an address and press Run, the tool goes through the following phases automatically:</w:t>
+      </w:r>
+    </w:p>
+    <w:p>
+      <w:pPr>
+        <w:pStyle w:val="ListParagraph"/>
+      </w:pPr>
+      <w:r>
+        <w:rPr>
+          <w:b/>
+        </w:rPr>
+        <w:t xml:space="preserve">1. Geocoding: </w:t>
+      </w:r>
+      <w:r>
+        <w:t>The address is converted to GPS coordinates using Google Maps. The tool identifies the country and applies the correct national energy rating scale.</w:t>
+      </w:r>
+    </w:p>
+    <w:p>
+      <w:pPr>
+        <w:pStyle w:val="ListParagraph"/>
+      </w:pPr>
+      <w:r>
+        <w:rPr>
+          <w:b/>
+        </w:rPr>
+        <w:t xml:space="preserve">2. Satellite imagery: </w:t>
+      </w:r>
+      <w:r>
+        <w:t>A high-resolution satellite image centred on the building is retrieved from Google Maps. This image is used to measure the building footprint.</w:t>
+      </w:r>
+    </w:p>
+    <w:p>
+      <w:pPr>
+        <w:pStyle w:val="ListParagraph"/>
+      </w:pPr>
+      <w:r>
+        <w:rPr>
+          <w:b/>
+        </w:rPr>
+        <w:t xml:space="preserve">3. Street View imagery: </w:t>
+      </w:r>
+      <w:r>
+        <w:t>Four street-level photographs are taken at 90° intervals around the building. These give the AI a full view of the facade, roof, and construction details.</w:t>
+      </w:r>
+    </w:p>
+    <w:p>
+      <w:pPr>
+        <w:pStyle w:val="ListParagraph"/>
+      </w:pPr>
+      <w:r>
+        <w:rPr>
+          <w:b/>
+        </w:rPr>
+        <w:t xml:space="preserve">4. AI building analysis: </w:t>
+      </w:r>
+      <w:r>
+        <w:t>Claude Vision (an AI developed by Anthropic) analyses all four street view images together and identifies: the building type (detached, semi-detached, terraced, apartment), the approximate construction decade (pre-1940 to post-2000), the heating system type (gas boiler, heat pump, oil, etc.), the number of storeys, and whether the building is part of a terrace row.</w:t>
+      </w:r>
+    </w:p>
+    <w:p>
+      <w:pPr>
+        <w:pStyle w:val="ListParagraph"/>
+      </w:pPr>
+      <w:r>
+        <w:rPr>
+          <w:b/>
+        </w:rPr>
+        <w:t xml:space="preserve">5. Footprint measurement: </w:t>
+      </w:r>
+      <w:r>
+        <w:t xml:space="preserve">The satellite image is analysed to measure the building length and width in metres. Two methods run in parallel: the AI estimates the footprint by identifying the building outline; a computer vision algorithm detects the building </w:t>
+      </w:r>
+      <w:r>
+        <w:lastRenderedPageBreak/>
+        <w:t>contour from the image. The tool compares both results and selects the most reliable one.</w:t>
+      </w:r>
+    </w:p>
+    <w:p>
+      <w:pPr>
+        <w:pStyle w:val="ListParagraph"/>
+      </w:pPr>
+      <w:r>
+        <w:rPr>
+          <w:b/>
+        </w:rPr>
+        <w:t xml:space="preserve">6. Image annotation: </w:t>
+      </w:r>
+      <w:r>
+        <w:t>The satellite image is saved with a green bounding rectangle and dimension labels in metres. Street view images are saved with cyan boxes drawn around each visible window — these are for visual inspection only and do not affect the rating.</w:t>
+      </w:r>
+    </w:p>
+    <w:p>
+      <w:pPr>
+        <w:pStyle w:val="ListParagraph"/>
+      </w:pPr>
+      <w:r>
+        <w:rPr>
+          <w:b/>
+        </w:rPr>
+        <w:t xml:space="preserve">7. Heat energy calculation: </w:t>
+      </w:r>
+      <w:r>
+        <w:t>Using the building type, dimensions, construction epoch, and heating system, the tool applies the HWB (Heizwärmebedarf) annual balance method — a standardised European energy calculation — to estimate the building's annual heat demand per square metre.</w:t>
+      </w:r>
+    </w:p>
+    <w:p>
+      <w:pPr>
+        <w:pStyle w:val="ListParagraph"/>
+      </w:pPr>
+      <w:r>
+        <w:rPr>
+          <w:b/>
+        </w:rPr>
+        <w:t xml:space="preserve">8. BER rating: </w:t>
+      </w:r>
+      <w:r>
+        <w:t>The heat demand figure is mapped to the national EPC band for the building's country and displayed with a colour-coded gauge.</w:t>
+      </w:r>
+    </w:p>
+    <w:p>
+      <w:pPr>
+        <w:pStyle w:val="Heading2"/>
+      </w:pPr>
+      <w:r>
+        <w:t>Using the tool</w:t>
+      </w:r>
+    </w:p>
+    <w:p>
+      <w:r>
+        <w:t>The tool has two modes accessible from the left sidebar:</w:t>
+      </w:r>
+    </w:p>
+    <w:p>
+      <w:pPr>
+        <w:pStyle w:val="ListParagraph"/>
+        <w:numPr>
+          <w:ilvl w:val="0"/>
+          <w:numId w:val="9"/>
+        </w:numPr>
+      </w:pPr>
+      <w:r>
+        <w:rPr>
+          <w:b/>
+        </w:rPr>
+        <w:t xml:space="preserve">Full Pipeline mode: </w:t>
+      </w:r>
+      <w:r>
+        <w:t>Enter a full address (e.g. "14 Main Street, Cork, Ireland") and select the country from the dropdown. Click Run Pipeline. The tool fetches images and produces the full assessment automatically. This typically takes 20–40 seconds.</w:t>
+      </w:r>
+    </w:p>
+    <w:p>
+      <w:pPr>
+        <w:pStyle w:val="ListParagraph"/>
+        <w:numPr>
+          <w:ilvl w:val="0"/>
+          <w:numId w:val="9"/>
+        </w:numPr>
+      </w:pPr>
+      <w:r>
+        <w:rPr>
+          <w:b/>
+        </w:rPr>
+        <w:t xml:space="preserve">Manual Input mode: </w:t>
+      </w:r>
+      <w:r>
+        <w:t>If you already know the building's dimensions, type, and heating system, you can enter these directly across four tabs (Geometry, Classification, Heating, Retrofit) and calculate the BER without needing an internet connection or Google Maps access.</w:t>
+      </w:r>
+    </w:p>
+    <w:p>
+      <w:pPr>
+        <w:pStyle w:val="Heading2"/>
+      </w:pPr>
+      <w:r>
+        <w:t>Replacing images</w:t>
+      </w:r>
+    </w:p>
+    <w:p>
+      <w:r>
+        <w:t>If the automatically fetched Google images are unclear — for example the building is obscured by trees or the satellite view shows a different season — you can upload your own photographs. Use the Replace Images expander beneath the results. You can upload up to four street view photographs and one satellite image. Click Re-analyse with my images and the tool will repeat the analysis using your uploaded images instead.</w:t>
+      </w:r>
+    </w:p>
+    <w:p>
+      <w:pPr>
+        <w:pStyle w:val="Heading2"/>
+      </w:pPr>
+      <w:r>
+        <w:t>Retrofit comparison</w:t>
+      </w:r>
+    </w:p>
+    <w:p>
+      <w:r>
+        <w:t>At the bottom of the results page, a Retrofit Comparison section lets you explore upgrades. Tick the Enable Retrofit Comparison checkbox and adjust any of the following:</w:t>
+      </w:r>
+    </w:p>
+    <w:p>
+      <w:pPr>
+        <w:pStyle w:val="ListParagraph"/>
+        <w:numPr>
+          <w:ilvl w:val="0"/>
+          <w:numId w:val="10"/>
+        </w:numPr>
+      </w:pPr>
+      <w:r>
+        <w:t>Wall U-value (W/m²K) — lower values mean better insulation.</w:t>
+      </w:r>
+    </w:p>
+    <w:p>
+      <w:pPr>
+        <w:pStyle w:val="ListParagraph"/>
+        <w:numPr>
+          <w:ilvl w:val="0"/>
+          <w:numId w:val="10"/>
+        </w:numPr>
+      </w:pPr>
+      <w:r>
+        <w:t>Roof U-value (W/m²K).</w:t>
+      </w:r>
+    </w:p>
+    <w:p>
+      <w:pPr>
+        <w:pStyle w:val="ListParagraph"/>
+        <w:numPr>
+          <w:ilvl w:val="0"/>
+          <w:numId w:val="10"/>
+        </w:numPr>
+      </w:pPr>
+      <w:r>
+        <w:t>Window U-value (W/m²K).</w:t>
+      </w:r>
+    </w:p>
+    <w:p>
+      <w:pPr>
+        <w:pStyle w:val="ListParagraph"/>
+        <w:numPr>
+          <w:ilvl w:val="0"/>
+          <w:numId w:val="10"/>
+        </w:numPr>
+      </w:pPr>
+      <w:r>
+        <w:t>Heating system — swap to a heat pump, district heating, or another system.</w:t>
+      </w:r>
+    </w:p>
+    <w:p>
+      <w:r>
+        <w:t>The tool recalculates the BER instantly and shows both the current and retrofitted ratings side by side so you can demonstrate the impact of specific upgrades to community members.</w:t>
+      </w:r>
+    </w:p>
+    <w:p>
+      <w:pPr>
+        <w:pStyle w:val="Heading2"/>
+      </w:pPr>
+      <w:r>
+        <w:t>Tips for trainers</w:t>
+      </w:r>
+    </w:p>
+    <w:p>
+      <w:pPr>
+        <w:pStyle w:val="ListParagraph"/>
+        <w:numPr>
+          <w:ilvl w:val="0"/>
+          <w:numId w:val="7"/>
+        </w:numPr>
+      </w:pPr>
+      <w:r>
+        <w:t>Use Full Pipeline mode live during a community meeting to assess a participant's address in real time — the satellite and street view images make the process tangible.</w:t>
+      </w:r>
+    </w:p>
+    <w:p>
+      <w:pPr>
+        <w:pStyle w:val="ListParagraph"/>
+        <w:numPr>
+          <w:ilvl w:val="0"/>
+          <w:numId w:val="7"/>
+        </w:numPr>
+      </w:pPr>
+      <w:r>
+        <w:t>The annotated satellite image with dimension labels is useful for explaining how the tool measures buildings without the community members needing to take any measurements.</w:t>
+      </w:r>
+    </w:p>
+    <w:p>
+      <w:pPr>
+        <w:pStyle w:val="ListParagraph"/>
+        <w:numPr>
+          <w:ilvl w:val="0"/>
+          <w:numId w:val="7"/>
+        </w:numPr>
+      </w:pPr>
+      <w:r>
+        <w:t>If a community member has recent energy bills, use Manual Input mode to enter actual figures for a more personalised result.</w:t>
+      </w:r>
+    </w:p>
+    <w:p>
+      <w:pPr>
+        <w:pStyle w:val="ListParagraph"/>
+        <w:numPr>
+          <w:ilvl w:val="0"/>
+          <w:numId w:val="7"/>
+        </w:numPr>
+      </w:pPr>
+      <w:r>
+        <w:lastRenderedPageBreak/>
+        <w:t>The retrofit comparison works well as a discussion tool: show participants what upgrading from a C-rated to an A-rated home would mean for their heating bills.</w:t>
+      </w:r>
+    </w:p>
+    <w:p>
+      <w:pPr>
+        <w:pStyle w:val="ListParagraph"/>
+        <w:numPr>
+          <w:ilvl w:val="0"/>
+          <w:numId w:val="7"/>
+        </w:numPr>
+      </w:pPr>
+      <w:r>
+        <w:t>The tool covers all eight CIRCUS partner countries, so it can be used across the entire Interreg project area without any configuration change — just select the correct country.</w:t>
+      </w:r>
+    </w:p>
+    <w:p>
+      <w:pPr>
+        <w:pStyle w:val="ListParagraph"/>
+        <w:numPr>
+          <w:ilvl w:val="0"/>
+          <w:numId w:val="7"/>
+        </w:numPr>
+      </w:pPr>
+      <w:r>
+        <w:t>Results are estimates based on building age and type. For official certification, a qualified assessor must carry out a formal EPC assessment.</w:t>
+      </w:r>
+    </w:p>
+    <w:p>
+      <w:pPr>
+        <w:pStyle w:val="Heading2"/>
+      </w:pPr>
+      <w:r>
+        <w:t>Countries and rating scales supported</w:t>
+      </w:r>
+    </w:p>
+    <w:p>
+      <w:r>
+        <w:t>The tool automatically applies the correct national energy rating scale depending on the country selected:</w:t>
+      </w:r>
+    </w:p>
+    <w:p>
+      <w:pPr>
+        <w:pStyle w:val="ListParagraph"/>
+        <w:numPr>
+          <w:ilvl w:val="0"/>
+          <w:numId w:val="8"/>
+        </w:numPr>
+      </w:pPr>
+      <w:r>
+        <w:t>Ireland — BER (A1–G)</w:t>
+      </w:r>
+    </w:p>
+    <w:p>
+      <w:pPr>
+        <w:pStyle w:val="ListParagraph"/>
+        <w:numPr>
+          <w:ilvl w:val="0"/>
+          <w:numId w:val="8"/>
+        </w:numPr>
+      </w:pPr>
+      <w:r>
+        <w:t>France — DPE (A–G)</w:t>
+      </w:r>
+    </w:p>
+    <w:p>
+      <w:pPr>
+        <w:pStyle w:val="ListParagraph"/>
+        <w:numPr>
+          <w:ilvl w:val="0"/>
+          <w:numId w:val="8"/>
+        </w:numPr>
+      </w:pPr>
+      <w:r>
+        <w:t>Germany — Energieausweis (A+–H)</w:t>
+      </w:r>
+    </w:p>
+    <w:p>
+      <w:pPr>
+        <w:pStyle w:val="ListParagraph"/>
+        <w:numPr>
+          <w:ilvl w:val="0"/>
+          <w:numId w:val="8"/>
+        </w:numPr>
+      </w:pPr>
+      <w:r>
+        <w:t>Belgium — EPC (A+–G)</w:t>
+      </w:r>
+    </w:p>
+    <w:p>
+      <w:pPr>
+        <w:pStyle w:val="ListParagraph"/>
+        <w:numPr>
+          <w:ilvl w:val="0"/>
+          <w:numId w:val="8"/>
+        </w:numPr>
+      </w:pPr>
+      <w:r>
+        <w:t>Netherlands — Energielabel (A++–G)</w:t>
+      </w:r>
+    </w:p>
     <w:sectPr>
       <w:headerReference w:type="even" r:id="rId11"/>
       <w:headerReference w:type="default" r:id="rId12"/>
@@ -528,7 +1049,7 @@
 <w:ftr xmlns:wpc="http://schemas.microsoft.com/office/word/2010/wordprocessingCanvas" xmlns:cx="http://schemas.microsoft.com/office/drawing/2014/chartex" xmlns:cx1="http://schemas.microsoft.com/office/drawing/2015/9/8/chartex" xmlns:cx2="http://schemas.microsoft.com/office/drawing/2015/10/21/chartex" xmlns:cx3="http://schemas.microsoft.com/office/drawing/2016/5/9/chartex" xmlns:cx4="http://schemas.microsoft.com/office/drawing/2016/5/10/chartex" xmlns:cx5="http://schemas.microsoft.com/office/drawing/2016/5/11/chartex" xmlns:cx6="http://schemas.microsoft.com/office/drawing/2016/5/12/chartex" xmlns:cx7="http://schemas.microsoft.com/office/drawing/2016/5/13/chartex" xmlns:cx8="http://schemas.microsoft.com/office/drawing/2016/5/14/chartex" xmlns:mc="http://schemas.openxmlformats.org/markup-compatibility/2006" xmlns:aink="http://schemas.microsoft.com/office/drawing/2016/ink" xmlns:am3d="http://schemas.microsoft.com/office/drawing/2017/model3d" xmlns:o="urn:schemas-microsoft-com:office:office" xmlns:oel="http://schemas.microsoft.com/office/2019/extlst" xmlns:r="http://schemas.openxmlformats.org/officeDocument/2006/relationships" xmlns:m="http://schemas.openxmlformats.org/officeDocument/2006/math" xmlns:v="urn:schemas-microsoft-com:vml" xmlns:wp14="http://schemas.microsoft.com/office/word/2010/wordprocessingDrawing" xmlns:wp="http://schemas.openxmlformats.org/drawingml/2006/wordprocessingDrawing" xmlns:w10="urn:schemas-microsoft-com:office:word" xmlns:w="http://schemas.openxmlformats.org/wordprocessingml/2006/main" xmlns:w14="http://schemas.microsoft.com/office/word/2010/wordml" xmlns:w15="http://schemas.microsoft.com/office/word/2012/wordml" xmlns:w16cex="http://schemas.microsoft.com/office/word/2018/wordml/cex" xmlns:w16cid="http://schemas.microsoft.com/office/word/2016/wordml/cid" xmlns:w16="http://schemas.microsoft.com/office/word/2018/wordml" xmlns:w16du="http://schemas.microsoft.com/office/word/2023/wordml/word16du" xmlns:w16sdtdh="http://schemas.microsoft.com/office/word/2020/wordml/sdtdatahash" xmlns:w16sdtfl="http://schemas.microsoft.com/office/word/2024/wordml/sdtformatlock" xmlns:w16se="http://schemas.microsoft.com/office/word/2015/wordml/symex" xmlns:wpg="http://schemas.microsoft.com/office/word/2010/wordprocessingGroup" xmlns:wpi="http://schemas.microsoft.com/office/word/2010/wordprocessingInk" xmlns:wne="http://schemas.microsoft.com/office/word/2006/wordml" xmlns:wps="http://schemas.microsoft.com/office/word/2010/wordprocessingShape" mc:Ignorable="w14 w15 w16se w16cid w16 w16cex w16sdtdh w16sdtfl w16du wp14">
   <w:p>
     <w:pPr>
-      <w:pStyle w:val="Voettekst"/>
+      <w:pStyle w:val="Footer"/>
     </w:pPr>
   </w:p>
 </w:ftr>
@@ -538,7 +1059,7 @@
 <w:ftr xmlns:wpc="http://schemas.microsoft.com/office/word/2010/wordprocessingCanvas" xmlns:cx="http://schemas.microsoft.com/office/drawing/2014/chartex" xmlns:cx1="http://schemas.microsoft.com/office/drawing/2015/9/8/chartex" xmlns:cx2="http://schemas.microsoft.com/office/drawing/2015/10/21/chartex" xmlns:cx3="http://schemas.microsoft.com/office/drawing/2016/5/9/chartex" xmlns:cx4="http://schemas.microsoft.com/office/drawing/2016/5/10/chartex" xmlns:cx5="http://schemas.microsoft.com/office/drawing/2016/5/11/chartex" xmlns:cx6="http://schemas.microsoft.com/office/drawing/2016/5/12/chartex" xmlns:cx7="http://schemas.microsoft.com/office/drawing/2016/5/13/chartex" xmlns:cx8="http://schemas.microsoft.com/office/drawing/2016/5/14/chartex" xmlns:mc="http://schemas.openxmlformats.org/markup-compatibility/2006" xmlns:aink="http://schemas.microsoft.com/office/drawing/2016/ink" xmlns:am3d="http://schemas.microsoft.com/office/drawing/2017/model3d" xmlns:o="urn:schemas-microsoft-com:office:office" xmlns:oel="http://schemas.microsoft.com/office/2019/extlst" xmlns:r="http://schemas.openxmlformats.org/officeDocument/2006/relationships" xmlns:m="http://schemas.openxmlformats.org/officeDocument/2006/math" xmlns:v="urn:schemas-microsoft-com:vml" xmlns:wp14="http://schemas.microsoft.com/office/word/2010/wordprocessingDrawing" xmlns:wp="http://schemas.openxmlformats.org/drawingml/2006/wordprocessingDrawing" xmlns:w10="urn:schemas-microsoft-com:office:word" xmlns:w="http://schemas.openxmlformats.org/wordprocessingml/2006/main" xmlns:w14="http://schemas.microsoft.com/office/word/2010/wordml" xmlns:w15="http://schemas.microsoft.com/office/word/2012/wordml" xmlns:w16cex="http://schemas.microsoft.com/office/word/2018/wordml/cex" xmlns:w16cid="http://schemas.microsoft.com/office/word/2016/wordml/cid" xmlns:w16="http://schemas.microsoft.com/office/word/2018/wordml" xmlns:w16du="http://schemas.microsoft.com/office/word/2023/wordml/word16du" xmlns:w16sdtdh="http://schemas.microsoft.com/office/word/2020/wordml/sdtdatahash" xmlns:w16sdtfl="http://schemas.microsoft.com/office/word/2024/wordml/sdtformatlock" xmlns:w16se="http://schemas.microsoft.com/office/word/2015/wordml/symex" xmlns:wpg="http://schemas.microsoft.com/office/word/2010/wordprocessingGroup" xmlns:wpi="http://schemas.microsoft.com/office/word/2010/wordprocessingInk" xmlns:wne="http://schemas.microsoft.com/office/word/2006/wordml" xmlns:wps="http://schemas.microsoft.com/office/word/2010/wordprocessingShape" mc:Ignorable="w14 w15 w16se w16cid w16 w16cex w16sdtdh w16sdtfl w16du wp14">
   <w:p>
     <w:pPr>
-      <w:pStyle w:val="Voettekst"/>
+      <w:pStyle w:val="Footer"/>
     </w:pPr>
     <w:r>
       <w:rPr>
@@ -599,7 +1120,7 @@
 <w:ftr xmlns:wpc="http://schemas.microsoft.com/office/word/2010/wordprocessingCanvas" xmlns:cx="http://schemas.microsoft.com/office/drawing/2014/chartex" xmlns:cx1="http://schemas.microsoft.com/office/drawing/2015/9/8/chartex" xmlns:cx2="http://schemas.microsoft.com/office/drawing/2015/10/21/chartex" xmlns:cx3="http://schemas.microsoft.com/office/drawing/2016/5/9/chartex" xmlns:cx4="http://schemas.microsoft.com/office/drawing/2016/5/10/chartex" xmlns:cx5="http://schemas.microsoft.com/office/drawing/2016/5/11/chartex" xmlns:cx6="http://schemas.microsoft.com/office/drawing/2016/5/12/chartex" xmlns:cx7="http://schemas.microsoft.com/office/drawing/2016/5/13/chartex" xmlns:cx8="http://schemas.microsoft.com/office/drawing/2016/5/14/chartex" xmlns:mc="http://schemas.openxmlformats.org/markup-compatibility/2006" xmlns:aink="http://schemas.microsoft.com/office/drawing/2016/ink" xmlns:am3d="http://schemas.microsoft.com/office/drawing/2017/model3d" xmlns:o="urn:schemas-microsoft-com:office:office" xmlns:oel="http://schemas.microsoft.com/office/2019/extlst" xmlns:r="http://schemas.openxmlformats.org/officeDocument/2006/relationships" xmlns:m="http://schemas.openxmlformats.org/officeDocument/2006/math" xmlns:v="urn:schemas-microsoft-com:vml" xmlns:wp14="http://schemas.microsoft.com/office/word/2010/wordprocessingDrawing" xmlns:wp="http://schemas.openxmlformats.org/drawingml/2006/wordprocessingDrawing" xmlns:w10="urn:schemas-microsoft-com:office:word" xmlns:w="http://schemas.openxmlformats.org/wordprocessingml/2006/main" xmlns:w14="http://schemas.microsoft.com/office/word/2010/wordml" xmlns:w15="http://schemas.microsoft.com/office/word/2012/wordml" xmlns:w16cex="http://schemas.microsoft.com/office/word/2018/wordml/cex" xmlns:w16cid="http://schemas.microsoft.com/office/word/2016/wordml/cid" xmlns:w16="http://schemas.microsoft.com/office/word/2018/wordml" xmlns:w16du="http://schemas.microsoft.com/office/word/2023/wordml/word16du" xmlns:w16sdtdh="http://schemas.microsoft.com/office/word/2020/wordml/sdtdatahash" xmlns:w16sdtfl="http://schemas.microsoft.com/office/word/2024/wordml/sdtformatlock" xmlns:w16se="http://schemas.microsoft.com/office/word/2015/wordml/symex" xmlns:wpg="http://schemas.microsoft.com/office/word/2010/wordprocessingGroup" xmlns:wpi="http://schemas.microsoft.com/office/word/2010/wordprocessingInk" xmlns:wne="http://schemas.microsoft.com/office/word/2006/wordml" xmlns:wps="http://schemas.microsoft.com/office/word/2010/wordprocessingShape" mc:Ignorable="w14 w15 w16se w16cid w16 w16cex w16sdtdh w16sdtfl w16du wp14">
   <w:p>
     <w:pPr>
-      <w:pStyle w:val="Voettekst"/>
+      <w:pStyle w:val="Footer"/>
     </w:pPr>
   </w:p>
 </w:ftr>
@@ -634,7 +1155,7 @@
 <w:hdr xmlns:wpc="http://schemas.microsoft.com/office/word/2010/wordprocessingCanvas" xmlns:cx="http://schemas.microsoft.com/office/drawing/2014/chartex" xmlns:cx1="http://schemas.microsoft.com/office/drawing/2015/9/8/chartex" xmlns:cx2="http://schemas.microsoft.com/office/drawing/2015/10/21/chartex" xmlns:cx3="http://schemas.microsoft.com/office/drawing/2016/5/9/chartex" xmlns:cx4="http://schemas.microsoft.com/office/drawing/2016/5/10/chartex" xmlns:cx5="http://schemas.microsoft.com/office/drawing/2016/5/11/chartex" xmlns:cx6="http://schemas.microsoft.com/office/drawing/2016/5/12/chartex" xmlns:cx7="http://schemas.microsoft.com/office/drawing/2016/5/13/chartex" xmlns:cx8="http://schemas.microsoft.com/office/drawing/2016/5/14/chartex" xmlns:mc="http://schemas.openxmlformats.org/markup-compatibility/2006" xmlns:aink="http://schemas.microsoft.com/office/drawing/2016/ink" xmlns:am3d="http://schemas.microsoft.com/office/drawing/2017/model3d" xmlns:o="urn:schemas-microsoft-com:office:office" xmlns:oel="http://schemas.microsoft.com/office/2019/extlst" xmlns:r="http://schemas.openxmlformats.org/officeDocument/2006/relationships" xmlns:m="http://schemas.openxmlformats.org/officeDocument/2006/math" xmlns:v="urn:schemas-microsoft-com:vml" xmlns:wp14="http://schemas.microsoft.com/office/word/2010/wordprocessingDrawing" xmlns:wp="http://schemas.openxmlformats.org/drawingml/2006/wordprocessingDrawing" xmlns:w10="urn:schemas-microsoft-com:office:word" xmlns:w="http://schemas.openxmlformats.org/wordprocessingml/2006/main" xmlns:w14="http://schemas.microsoft.com/office/word/2010/wordml" xmlns:w15="http://schemas.microsoft.com/office/word/2012/wordml" xmlns:w16cex="http://schemas.microsoft.com/office/word/2018/wordml/cex" xmlns:w16cid="http://schemas.microsoft.com/office/word/2016/wordml/cid" xmlns:w16="http://schemas.microsoft.com/office/word/2018/wordml" xmlns:w16du="http://schemas.microsoft.com/office/word/2023/wordml/word16du" xmlns:w16sdtdh="http://schemas.microsoft.com/office/word/2020/wordml/sdtdatahash" xmlns:w16sdtfl="http://schemas.microsoft.com/office/word/2024/wordml/sdtformatlock" xmlns:w16se="http://schemas.microsoft.com/office/word/2015/wordml/symex" xmlns:wpg="http://schemas.microsoft.com/office/word/2010/wordprocessingGroup" xmlns:wpi="http://schemas.microsoft.com/office/word/2010/wordprocessingInk" xmlns:wne="http://schemas.microsoft.com/office/word/2006/wordml" xmlns:wps="http://schemas.microsoft.com/office/word/2010/wordprocessingShape" mc:Ignorable="w14 w15 w16se w16cid w16 w16cex w16sdtdh w16sdtfl w16du wp14">
   <w:p>
     <w:pPr>
-      <w:pStyle w:val="Koptekst"/>
+      <w:pStyle w:val="Header"/>
     </w:pPr>
   </w:p>
 </w:hdr>
@@ -644,7 +1165,7 @@
 <w:hdr xmlns:wpc="http://schemas.microsoft.com/office/word/2010/wordprocessingCanvas" xmlns:cx="http://schemas.microsoft.com/office/drawing/2014/chartex" xmlns:cx1="http://schemas.microsoft.com/office/drawing/2015/9/8/chartex" xmlns:cx2="http://schemas.microsoft.com/office/drawing/2015/10/21/chartex" xmlns:cx3="http://schemas.microsoft.com/office/drawing/2016/5/9/chartex" xmlns:cx4="http://schemas.microsoft.com/office/drawing/2016/5/10/chartex" xmlns:cx5="http://schemas.microsoft.com/office/drawing/2016/5/11/chartex" xmlns:cx6="http://schemas.microsoft.com/office/drawing/2016/5/12/chartex" xmlns:cx7="http://schemas.microsoft.com/office/drawing/2016/5/13/chartex" xmlns:cx8="http://schemas.microsoft.com/office/drawing/2016/5/14/chartex" xmlns:mc="http://schemas.openxmlformats.org/markup-compatibility/2006" xmlns:aink="http://schemas.microsoft.com/office/drawing/2016/ink" xmlns:am3d="http://schemas.microsoft.com/office/drawing/2017/model3d" xmlns:o="urn:schemas-microsoft-com:office:office" xmlns:oel="http://schemas.microsoft.com/office/2019/extlst" xmlns:r="http://schemas.openxmlformats.org/officeDocument/2006/relationships" xmlns:m="http://schemas.openxmlformats.org/officeDocument/2006/math" xmlns:v="urn:schemas-microsoft-com:vml" xmlns:wp14="http://schemas.microsoft.com/office/word/2010/wordprocessingDrawing" xmlns:wp="http://schemas.openxmlformats.org/drawingml/2006/wordprocessingDrawing" xmlns:w10="urn:schemas-microsoft-com:office:word" xmlns:w="http://schemas.openxmlformats.org/wordprocessingml/2006/main" xmlns:w14="http://schemas.microsoft.com/office/word/2010/wordml" xmlns:w15="http://schemas.microsoft.com/office/word/2012/wordml" xmlns:w16cex="http://schemas.microsoft.com/office/word/2018/wordml/cex" xmlns:w16cid="http://schemas.microsoft.com/office/word/2016/wordml/cid" xmlns:w16="http://schemas.microsoft.com/office/word/2018/wordml" xmlns:w16du="http://schemas.microsoft.com/office/word/2023/wordml/word16du" xmlns:w16sdtdh="http://schemas.microsoft.com/office/word/2020/wordml/sdtdatahash" xmlns:w16sdtfl="http://schemas.microsoft.com/office/word/2024/wordml/sdtformatlock" xmlns:w16se="http://schemas.microsoft.com/office/word/2015/wordml/symex" xmlns:wpg="http://schemas.microsoft.com/office/word/2010/wordprocessingGroup" xmlns:wpi="http://schemas.microsoft.com/office/word/2010/wordprocessingInk" xmlns:wne="http://schemas.microsoft.com/office/word/2006/wordml" xmlns:wps="http://schemas.microsoft.com/office/word/2010/wordprocessingShape" mc:Ignorable="w14 w15 w16se w16cid w16 w16cex w16sdtdh w16sdtfl w16du wp14">
   <w:p>
     <w:pPr>
-      <w:pStyle w:val="Koptekst"/>
+      <w:pStyle w:val="Header"/>
     </w:pPr>
   </w:p>
 </w:hdr>
@@ -654,7 +1175,7 @@
 <w:hdr xmlns:wpc="http://schemas.microsoft.com/office/word/2010/wordprocessingCanvas" xmlns:cx="http://schemas.microsoft.com/office/drawing/2014/chartex" xmlns:cx1="http://schemas.microsoft.com/office/drawing/2015/9/8/chartex" xmlns:cx2="http://schemas.microsoft.com/office/drawing/2015/10/21/chartex" xmlns:cx3="http://schemas.microsoft.com/office/drawing/2016/5/9/chartex" xmlns:cx4="http://schemas.microsoft.com/office/drawing/2016/5/10/chartex" xmlns:cx5="http://schemas.microsoft.com/office/drawing/2016/5/11/chartex" xmlns:cx6="http://schemas.microsoft.com/office/drawing/2016/5/12/chartex" xmlns:cx7="http://schemas.microsoft.com/office/drawing/2016/5/13/chartex" xmlns:cx8="http://schemas.microsoft.com/office/drawing/2016/5/14/chartex" xmlns:mc="http://schemas.openxmlformats.org/markup-compatibility/2006" xmlns:aink="http://schemas.microsoft.com/office/drawing/2016/ink" xmlns:am3d="http://schemas.microsoft.com/office/drawing/2017/model3d" xmlns:o="urn:schemas-microsoft-com:office:office" xmlns:oel="http://schemas.microsoft.com/office/2019/extlst" xmlns:r="http://schemas.openxmlformats.org/officeDocument/2006/relationships" xmlns:m="http://schemas.openxmlformats.org/officeDocument/2006/math" xmlns:v="urn:schemas-microsoft-com:vml" xmlns:wp14="http://schemas.microsoft.com/office/word/2010/wordprocessingDrawing" xmlns:wp="http://schemas.openxmlformats.org/drawingml/2006/wordprocessingDrawing" xmlns:w10="urn:schemas-microsoft-com:office:word" xmlns:w="http://schemas.openxmlformats.org/wordprocessingml/2006/main" xmlns:w14="http://schemas.microsoft.com/office/word/2010/wordml" xmlns:w15="http://schemas.microsoft.com/office/word/2012/wordml" xmlns:w16cex="http://schemas.microsoft.com/office/word/2018/wordml/cex" xmlns:w16cid="http://schemas.microsoft.com/office/word/2016/wordml/cid" xmlns:w16="http://schemas.microsoft.com/office/word/2018/wordml" xmlns:w16du="http://schemas.microsoft.com/office/word/2023/wordml/word16du" xmlns:w16sdtdh="http://schemas.microsoft.com/office/word/2020/wordml/sdtdatahash" xmlns:w16sdtfl="http://schemas.microsoft.com/office/word/2024/wordml/sdtformatlock" xmlns:w16se="http://schemas.microsoft.com/office/word/2015/wordml/symex" xmlns:wpg="http://schemas.microsoft.com/office/word/2010/wordprocessingGroup" xmlns:wpi="http://schemas.microsoft.com/office/word/2010/wordprocessingInk" xmlns:wne="http://schemas.microsoft.com/office/word/2006/wordml" xmlns:wps="http://schemas.microsoft.com/office/word/2010/wordprocessingShape" mc:Ignorable="w14 w15 w16se w16cid w16 w16cex w16sdtdh w16sdtfl w16du wp14">
   <w:p>
     <w:pPr>
-      <w:pStyle w:val="Titel"/>
+      <w:pStyle w:val="Title"/>
       <w:tabs>
         <w:tab w:val="left" w:pos="2438"/>
       </w:tabs>
@@ -750,7 +1271,7 @@
     <w:lvl w:ilvl="0">
       <w:start w:val="1"/>
       <w:numFmt w:val="decimal"/>
-      <w:pStyle w:val="Kop3"/>
+      <w:pStyle w:val="Heading3"/>
       <w:lvlText w:val="%1."/>
       <w:lvlJc w:val="left"/>
       <w:pPr>
@@ -982,6 +1503,119 @@
     </w:lvl>
   </w:abstractNum>
   <w:abstractNum w:abstractNumId="2" w15:restartNumberingAfterBreak="0">
+    <w:nsid w:val="40B05CD2"/>
+    <w:multiLevelType w:val="hybridMultilevel"/>
+    <w:tmpl w:val="53DA5CCA"/>
+    <w:lvl w:ilvl="0" w:tplc="08090001">
+      <w:start w:val="1"/>
+      <w:numFmt w:val="bullet"/>
+      <w:lvlText w:val=""/>
+      <w:lvlJc w:val="left"/>
+      <w:pPr>
+        <w:ind w:left="1080" w:hanging="360"/>
+      </w:pPr>
+      <w:rPr>
+        <w:rFonts w:ascii="Symbol" w:hAnsi="Symbol" w:hint="default"/>
+      </w:rPr>
+    </w:lvl>
+    <w:lvl w:ilvl="1" w:tplc="08090003" w:tentative="1">
+      <w:start w:val="1"/>
+      <w:numFmt w:val="bullet"/>
+      <w:lvlText w:val="o"/>
+      <w:lvlJc w:val="left"/>
+      <w:pPr>
+        <w:ind w:left="1800" w:hanging="360"/>
+      </w:pPr>
+      <w:rPr>
+        <w:rFonts w:ascii="Courier New" w:hAnsi="Courier New" w:cs="Courier New" w:hint="default"/>
+      </w:rPr>
+    </w:lvl>
+    <w:lvl w:ilvl="2" w:tplc="08090005" w:tentative="1">
+      <w:start w:val="1"/>
+      <w:numFmt w:val="bullet"/>
+      <w:lvlText w:val=""/>
+      <w:lvlJc w:val="left"/>
+      <w:pPr>
+        <w:ind w:left="2520" w:hanging="360"/>
+      </w:pPr>
+      <w:rPr>
+        <w:rFonts w:ascii="Wingdings" w:hAnsi="Wingdings" w:hint="default"/>
+      </w:rPr>
+    </w:lvl>
+    <w:lvl w:ilvl="3" w:tplc="08090001" w:tentative="1">
+      <w:start w:val="1"/>
+      <w:numFmt w:val="bullet"/>
+      <w:lvlText w:val=""/>
+      <w:lvlJc w:val="left"/>
+      <w:pPr>
+        <w:ind w:left="3240" w:hanging="360"/>
+      </w:pPr>
+      <w:rPr>
+        <w:rFonts w:ascii="Symbol" w:hAnsi="Symbol" w:hint="default"/>
+      </w:rPr>
+    </w:lvl>
+    <w:lvl w:ilvl="4" w:tplc="08090003" w:tentative="1">
+      <w:start w:val="1"/>
+      <w:numFmt w:val="bullet"/>
+      <w:lvlText w:val="o"/>
+      <w:lvlJc w:val="left"/>
+      <w:pPr>
+        <w:ind w:left="3960" w:hanging="360"/>
+      </w:pPr>
+      <w:rPr>
+        <w:rFonts w:ascii="Courier New" w:hAnsi="Courier New" w:cs="Courier New" w:hint="default"/>
+      </w:rPr>
+    </w:lvl>
+    <w:lvl w:ilvl="5" w:tplc="08090005" w:tentative="1">
+      <w:start w:val="1"/>
+      <w:numFmt w:val="bullet"/>
+      <w:lvlText w:val=""/>
+      <w:lvlJc w:val="left"/>
+      <w:pPr>
+        <w:ind w:left="4680" w:hanging="360"/>
+      </w:pPr>
+      <w:rPr>
+        <w:rFonts w:ascii="Wingdings" w:hAnsi="Wingdings" w:hint="default"/>
+      </w:rPr>
+    </w:lvl>
+    <w:lvl w:ilvl="6" w:tplc="08090001" w:tentative="1">
+      <w:start w:val="1"/>
+      <w:numFmt w:val="bullet"/>
+      <w:lvlText w:val=""/>
+      <w:lvlJc w:val="left"/>
+      <w:pPr>
+        <w:ind w:left="5400" w:hanging="360"/>
+      </w:pPr>
+      <w:rPr>
+        <w:rFonts w:ascii="Symbol" w:hAnsi="Symbol" w:hint="default"/>
+      </w:rPr>
+    </w:lvl>
+    <w:lvl w:ilvl="7" w:tplc="08090003" w:tentative="1">
+      <w:start w:val="1"/>
+      <w:numFmt w:val="bullet"/>
+      <w:lvlText w:val="o"/>
+      <w:lvlJc w:val="left"/>
+      <w:pPr>
+        <w:ind w:left="6120" w:hanging="360"/>
+      </w:pPr>
+      <w:rPr>
+        <w:rFonts w:ascii="Courier New" w:hAnsi="Courier New" w:cs="Courier New" w:hint="default"/>
+      </w:rPr>
+    </w:lvl>
+    <w:lvl w:ilvl="8" w:tplc="08090005" w:tentative="1">
+      <w:start w:val="1"/>
+      <w:numFmt w:val="bullet"/>
+      <w:lvlText w:val=""/>
+      <w:lvlJc w:val="left"/>
+      <w:pPr>
+        <w:ind w:left="6840" w:hanging="360"/>
+      </w:pPr>
+      <w:rPr>
+        <w:rFonts w:ascii="Wingdings" w:hAnsi="Wingdings" w:hint="default"/>
+      </w:rPr>
+    </w:lvl>
+  </w:abstractNum>
+  <w:abstractNum w:abstractNumId="3" w15:restartNumberingAfterBreak="0">
     <w:nsid w:val="53EA0948"/>
     <w:multiLevelType w:val="multilevel"/>
     <w:tmpl w:val="875E9E42"/>
@@ -1103,7 +1737,93 @@
       </w:pPr>
     </w:lvl>
   </w:abstractNum>
-  <w:abstractNum w:abstractNumId="3" w15:restartNumberingAfterBreak="0">
+  <w:abstractNum w:abstractNumId="4" w15:restartNumberingAfterBreak="0">
+    <w:nsid w:val="55197282"/>
+    <w:multiLevelType w:val="hybridMultilevel"/>
+    <w:tmpl w:val="8FFC2A26"/>
+    <w:lvl w:ilvl="0" w:tplc="0809000F">
+      <w:start w:val="1"/>
+      <w:numFmt w:val="decimal"/>
+      <w:lvlText w:val="%1."/>
+      <w:lvlJc w:val="left"/>
+      <w:pPr>
+        <w:ind w:left="1080" w:hanging="360"/>
+      </w:pPr>
+    </w:lvl>
+    <w:lvl w:ilvl="1" w:tplc="08090019" w:tentative="1">
+      <w:start w:val="1"/>
+      <w:numFmt w:val="lowerLetter"/>
+      <w:lvlText w:val="%2."/>
+      <w:lvlJc w:val="left"/>
+      <w:pPr>
+        <w:ind w:left="1800" w:hanging="360"/>
+      </w:pPr>
+    </w:lvl>
+    <w:lvl w:ilvl="2" w:tplc="0809001B" w:tentative="1">
+      <w:start w:val="1"/>
+      <w:numFmt w:val="lowerRoman"/>
+      <w:lvlText w:val="%3."/>
+      <w:lvlJc w:val="right"/>
+      <w:pPr>
+        <w:ind w:left="2520" w:hanging="180"/>
+      </w:pPr>
+    </w:lvl>
+    <w:lvl w:ilvl="3" w:tplc="0809000F" w:tentative="1">
+      <w:start w:val="1"/>
+      <w:numFmt w:val="decimal"/>
+      <w:lvlText w:val="%4."/>
+      <w:lvlJc w:val="left"/>
+      <w:pPr>
+        <w:ind w:left="3240" w:hanging="360"/>
+      </w:pPr>
+    </w:lvl>
+    <w:lvl w:ilvl="4" w:tplc="08090019" w:tentative="1">
+      <w:start w:val="1"/>
+      <w:numFmt w:val="lowerLetter"/>
+      <w:lvlText w:val="%5."/>
+      <w:lvlJc w:val="left"/>
+      <w:pPr>
+        <w:ind w:left="3960" w:hanging="360"/>
+      </w:pPr>
+    </w:lvl>
+    <w:lvl w:ilvl="5" w:tplc="0809001B" w:tentative="1">
+      <w:start w:val="1"/>
+      <w:numFmt w:val="lowerRoman"/>
+      <w:lvlText w:val="%6."/>
+      <w:lvlJc w:val="right"/>
+      <w:pPr>
+        <w:ind w:left="4680" w:hanging="180"/>
+      </w:pPr>
+    </w:lvl>
+    <w:lvl w:ilvl="6" w:tplc="0809000F" w:tentative="1">
+      <w:start w:val="1"/>
+      <w:numFmt w:val="decimal"/>
+      <w:lvlText w:val="%7."/>
+      <w:lvlJc w:val="left"/>
+      <w:pPr>
+        <w:ind w:left="5400" w:hanging="360"/>
+      </w:pPr>
+    </w:lvl>
+    <w:lvl w:ilvl="7" w:tplc="08090019" w:tentative="1">
+      <w:start w:val="1"/>
+      <w:numFmt w:val="lowerLetter"/>
+      <w:lvlText w:val="%8."/>
+      <w:lvlJc w:val="left"/>
+      <w:pPr>
+        <w:ind w:left="6120" w:hanging="360"/>
+      </w:pPr>
+    </w:lvl>
+    <w:lvl w:ilvl="8" w:tplc="0809001B" w:tentative="1">
+      <w:start w:val="1"/>
+      <w:numFmt w:val="lowerRoman"/>
+      <w:lvlText w:val="%9."/>
+      <w:lvlJc w:val="right"/>
+      <w:pPr>
+        <w:ind w:left="6840" w:hanging="180"/>
+      </w:pPr>
+    </w:lvl>
+  </w:abstractNum>
+  <w:abstractNum w:abstractNumId="5" w15:restartNumberingAfterBreak="0">
     <w:nsid w:val="604E4BA4"/>
     <w:multiLevelType w:val="multilevel"/>
     <w:tmpl w:val="21AC0BA8"/>
@@ -1138,7 +1858,7 @@
     <w:lvl w:ilvl="2">
       <w:start w:val="1"/>
       <w:numFmt w:val="decimal"/>
-      <w:pStyle w:val="Kop5"/>
+      <w:pStyle w:val="Heading5"/>
       <w:lvlText w:val="%1.%2.%3"/>
       <w:lvlJc w:val="left"/>
       <w:pPr>
@@ -1229,7 +1949,7 @@
       </w:pPr>
     </w:lvl>
   </w:abstractNum>
-  <w:abstractNum w:abstractNumId="4" w15:restartNumberingAfterBreak="0">
+  <w:abstractNum w:abstractNumId="6" w15:restartNumberingAfterBreak="0">
     <w:nsid w:val="604E646F"/>
     <w:multiLevelType w:val="hybridMultilevel"/>
     <w:tmpl w:val="9558DB68"/>
@@ -1341,20 +2061,320 @@
       </w:rPr>
     </w:lvl>
   </w:abstractNum>
+  <w:abstractNum w:abstractNumId="7" w15:restartNumberingAfterBreak="0">
+    <w:nsid w:val="61AD7710"/>
+    <w:multiLevelType w:val="hybridMultilevel"/>
+    <w:tmpl w:val="C7AA5782"/>
+    <w:lvl w:ilvl="0" w:tplc="0809000F">
+      <w:start w:val="1"/>
+      <w:numFmt w:val="decimal"/>
+      <w:lvlText w:val="%1."/>
+      <w:lvlJc w:val="left"/>
+      <w:pPr>
+        <w:ind w:left="1080" w:hanging="360"/>
+      </w:pPr>
+    </w:lvl>
+    <w:lvl w:ilvl="1" w:tplc="08090019" w:tentative="1">
+      <w:start w:val="1"/>
+      <w:numFmt w:val="lowerLetter"/>
+      <w:lvlText w:val="%2."/>
+      <w:lvlJc w:val="left"/>
+      <w:pPr>
+        <w:ind w:left="1800" w:hanging="360"/>
+      </w:pPr>
+    </w:lvl>
+    <w:lvl w:ilvl="2" w:tplc="0809001B" w:tentative="1">
+      <w:start w:val="1"/>
+      <w:numFmt w:val="lowerRoman"/>
+      <w:lvlText w:val="%3."/>
+      <w:lvlJc w:val="right"/>
+      <w:pPr>
+        <w:ind w:left="2520" w:hanging="180"/>
+      </w:pPr>
+    </w:lvl>
+    <w:lvl w:ilvl="3" w:tplc="0809000F" w:tentative="1">
+      <w:start w:val="1"/>
+      <w:numFmt w:val="decimal"/>
+      <w:lvlText w:val="%4."/>
+      <w:lvlJc w:val="left"/>
+      <w:pPr>
+        <w:ind w:left="3240" w:hanging="360"/>
+      </w:pPr>
+    </w:lvl>
+    <w:lvl w:ilvl="4" w:tplc="08090019" w:tentative="1">
+      <w:start w:val="1"/>
+      <w:numFmt w:val="lowerLetter"/>
+      <w:lvlText w:val="%5."/>
+      <w:lvlJc w:val="left"/>
+      <w:pPr>
+        <w:ind w:left="3960" w:hanging="360"/>
+      </w:pPr>
+    </w:lvl>
+    <w:lvl w:ilvl="5" w:tplc="0809001B" w:tentative="1">
+      <w:start w:val="1"/>
+      <w:numFmt w:val="lowerRoman"/>
+      <w:lvlText w:val="%6."/>
+      <w:lvlJc w:val="right"/>
+      <w:pPr>
+        <w:ind w:left="4680" w:hanging="180"/>
+      </w:pPr>
+    </w:lvl>
+    <w:lvl w:ilvl="6" w:tplc="0809000F" w:tentative="1">
+      <w:start w:val="1"/>
+      <w:numFmt w:val="decimal"/>
+      <w:lvlText w:val="%7."/>
+      <w:lvlJc w:val="left"/>
+      <w:pPr>
+        <w:ind w:left="5400" w:hanging="360"/>
+      </w:pPr>
+    </w:lvl>
+    <w:lvl w:ilvl="7" w:tplc="08090019" w:tentative="1">
+      <w:start w:val="1"/>
+      <w:numFmt w:val="lowerLetter"/>
+      <w:lvlText w:val="%8."/>
+      <w:lvlJc w:val="left"/>
+      <w:pPr>
+        <w:ind w:left="6120" w:hanging="360"/>
+      </w:pPr>
+    </w:lvl>
+    <w:lvl w:ilvl="8" w:tplc="0809001B" w:tentative="1">
+      <w:start w:val="1"/>
+      <w:numFmt w:val="lowerRoman"/>
+      <w:lvlText w:val="%9."/>
+      <w:lvlJc w:val="right"/>
+      <w:pPr>
+        <w:ind w:left="6840" w:hanging="180"/>
+      </w:pPr>
+    </w:lvl>
+  </w:abstractNum>
+  <w:abstractNum w:abstractNumId="8" w15:restartNumberingAfterBreak="0">
+    <w:nsid w:val="62885297"/>
+    <w:multiLevelType w:val="hybridMultilevel"/>
+    <w:tmpl w:val="5F42BAE6"/>
+    <w:lvl w:ilvl="0" w:tplc="08090001">
+      <w:start w:val="1"/>
+      <w:numFmt w:val="bullet"/>
+      <w:lvlText w:val=""/>
+      <w:lvlJc w:val="left"/>
+      <w:pPr>
+        <w:ind w:left="1080" w:hanging="360"/>
+      </w:pPr>
+      <w:rPr>
+        <w:rFonts w:ascii="Symbol" w:hAnsi="Symbol" w:hint="default"/>
+      </w:rPr>
+    </w:lvl>
+    <w:lvl w:ilvl="1" w:tplc="08090003" w:tentative="1">
+      <w:start w:val="1"/>
+      <w:numFmt w:val="bullet"/>
+      <w:lvlText w:val="o"/>
+      <w:lvlJc w:val="left"/>
+      <w:pPr>
+        <w:ind w:left="1800" w:hanging="360"/>
+      </w:pPr>
+      <w:rPr>
+        <w:rFonts w:ascii="Courier New" w:hAnsi="Courier New" w:cs="Courier New" w:hint="default"/>
+      </w:rPr>
+    </w:lvl>
+    <w:lvl w:ilvl="2" w:tplc="08090005" w:tentative="1">
+      <w:start w:val="1"/>
+      <w:numFmt w:val="bullet"/>
+      <w:lvlText w:val=""/>
+      <w:lvlJc w:val="left"/>
+      <w:pPr>
+        <w:ind w:left="2520" w:hanging="360"/>
+      </w:pPr>
+      <w:rPr>
+        <w:rFonts w:ascii="Wingdings" w:hAnsi="Wingdings" w:hint="default"/>
+      </w:rPr>
+    </w:lvl>
+    <w:lvl w:ilvl="3" w:tplc="08090001" w:tentative="1">
+      <w:start w:val="1"/>
+      <w:numFmt w:val="bullet"/>
+      <w:lvlText w:val=""/>
+      <w:lvlJc w:val="left"/>
+      <w:pPr>
+        <w:ind w:left="3240" w:hanging="360"/>
+      </w:pPr>
+      <w:rPr>
+        <w:rFonts w:ascii="Symbol" w:hAnsi="Symbol" w:hint="default"/>
+      </w:rPr>
+    </w:lvl>
+    <w:lvl w:ilvl="4" w:tplc="08090003" w:tentative="1">
+      <w:start w:val="1"/>
+      <w:numFmt w:val="bullet"/>
+      <w:lvlText w:val="o"/>
+      <w:lvlJc w:val="left"/>
+      <w:pPr>
+        <w:ind w:left="3960" w:hanging="360"/>
+      </w:pPr>
+      <w:rPr>
+        <w:rFonts w:ascii="Courier New" w:hAnsi="Courier New" w:cs="Courier New" w:hint="default"/>
+      </w:rPr>
+    </w:lvl>
+    <w:lvl w:ilvl="5" w:tplc="08090005" w:tentative="1">
+      <w:start w:val="1"/>
+      <w:numFmt w:val="bullet"/>
+      <w:lvlText w:val=""/>
+      <w:lvlJc w:val="left"/>
+      <w:pPr>
+        <w:ind w:left="4680" w:hanging="360"/>
+      </w:pPr>
+      <w:rPr>
+        <w:rFonts w:ascii="Wingdings" w:hAnsi="Wingdings" w:hint="default"/>
+      </w:rPr>
+    </w:lvl>
+    <w:lvl w:ilvl="6" w:tplc="08090001" w:tentative="1">
+      <w:start w:val="1"/>
+      <w:numFmt w:val="bullet"/>
+      <w:lvlText w:val=""/>
+      <w:lvlJc w:val="left"/>
+      <w:pPr>
+        <w:ind w:left="5400" w:hanging="360"/>
+      </w:pPr>
+      <w:rPr>
+        <w:rFonts w:ascii="Symbol" w:hAnsi="Symbol" w:hint="default"/>
+      </w:rPr>
+    </w:lvl>
+    <w:lvl w:ilvl="7" w:tplc="08090003" w:tentative="1">
+      <w:start w:val="1"/>
+      <w:numFmt w:val="bullet"/>
+      <w:lvlText w:val="o"/>
+      <w:lvlJc w:val="left"/>
+      <w:pPr>
+        <w:ind w:left="6120" w:hanging="360"/>
+      </w:pPr>
+      <w:rPr>
+        <w:rFonts w:ascii="Courier New" w:hAnsi="Courier New" w:cs="Courier New" w:hint="default"/>
+      </w:rPr>
+    </w:lvl>
+    <w:lvl w:ilvl="8" w:tplc="08090005" w:tentative="1">
+      <w:start w:val="1"/>
+      <w:numFmt w:val="bullet"/>
+      <w:lvlText w:val=""/>
+      <w:lvlJc w:val="left"/>
+      <w:pPr>
+        <w:ind w:left="6840" w:hanging="360"/>
+      </w:pPr>
+      <w:rPr>
+        <w:rFonts w:ascii="Wingdings" w:hAnsi="Wingdings" w:hint="default"/>
+      </w:rPr>
+    </w:lvl>
+  </w:abstractNum>
+  <w:abstractNum w:abstractNumId="9" w15:restartNumberingAfterBreak="0">
+    <w:nsid w:val="73542626"/>
+    <w:multiLevelType w:val="hybridMultilevel"/>
+    <w:tmpl w:val="54001D40"/>
+    <w:lvl w:ilvl="0" w:tplc="0809000F">
+      <w:start w:val="1"/>
+      <w:numFmt w:val="decimal"/>
+      <w:lvlText w:val="%1."/>
+      <w:lvlJc w:val="left"/>
+      <w:pPr>
+        <w:ind w:left="1080" w:hanging="360"/>
+      </w:pPr>
+    </w:lvl>
+    <w:lvl w:ilvl="1" w:tplc="08090019" w:tentative="1">
+      <w:start w:val="1"/>
+      <w:numFmt w:val="lowerLetter"/>
+      <w:lvlText w:val="%2."/>
+      <w:lvlJc w:val="left"/>
+      <w:pPr>
+        <w:ind w:left="1800" w:hanging="360"/>
+      </w:pPr>
+    </w:lvl>
+    <w:lvl w:ilvl="2" w:tplc="0809001B" w:tentative="1">
+      <w:start w:val="1"/>
+      <w:numFmt w:val="lowerRoman"/>
+      <w:lvlText w:val="%3."/>
+      <w:lvlJc w:val="right"/>
+      <w:pPr>
+        <w:ind w:left="2520" w:hanging="180"/>
+      </w:pPr>
+    </w:lvl>
+    <w:lvl w:ilvl="3" w:tplc="0809000F" w:tentative="1">
+      <w:start w:val="1"/>
+      <w:numFmt w:val="decimal"/>
+      <w:lvlText w:val="%4."/>
+      <w:lvlJc w:val="left"/>
+      <w:pPr>
+        <w:ind w:left="3240" w:hanging="360"/>
+      </w:pPr>
+    </w:lvl>
+    <w:lvl w:ilvl="4" w:tplc="08090019" w:tentative="1">
+      <w:start w:val="1"/>
+      <w:numFmt w:val="lowerLetter"/>
+      <w:lvlText w:val="%5."/>
+      <w:lvlJc w:val="left"/>
+      <w:pPr>
+        <w:ind w:left="3960" w:hanging="360"/>
+      </w:pPr>
+    </w:lvl>
+    <w:lvl w:ilvl="5" w:tplc="0809001B" w:tentative="1">
+      <w:start w:val="1"/>
+      <w:numFmt w:val="lowerRoman"/>
+      <w:lvlText w:val="%6."/>
+      <w:lvlJc w:val="right"/>
+      <w:pPr>
+        <w:ind w:left="4680" w:hanging="180"/>
+      </w:pPr>
+    </w:lvl>
+    <w:lvl w:ilvl="6" w:tplc="0809000F" w:tentative="1">
+      <w:start w:val="1"/>
+      <w:numFmt w:val="decimal"/>
+      <w:lvlText w:val="%7."/>
+      <w:lvlJc w:val="left"/>
+      <w:pPr>
+        <w:ind w:left="5400" w:hanging="360"/>
+      </w:pPr>
+    </w:lvl>
+    <w:lvl w:ilvl="7" w:tplc="08090019" w:tentative="1">
+      <w:start w:val="1"/>
+      <w:numFmt w:val="lowerLetter"/>
+      <w:lvlText w:val="%8."/>
+      <w:lvlJc w:val="left"/>
+      <w:pPr>
+        <w:ind w:left="6120" w:hanging="360"/>
+      </w:pPr>
+    </w:lvl>
+    <w:lvl w:ilvl="8" w:tplc="0809001B" w:tentative="1">
+      <w:start w:val="1"/>
+      <w:numFmt w:val="lowerRoman"/>
+      <w:lvlText w:val="%9."/>
+      <w:lvlJc w:val="right"/>
+      <w:pPr>
+        <w:ind w:left="6840" w:hanging="180"/>
+      </w:pPr>
+    </w:lvl>
+  </w:abstractNum>
   <w:num w:numId="1" w16cid:durableId="765272255">
     <w:abstractNumId w:val="0"/>
   </w:num>
   <w:num w:numId="2" w16cid:durableId="833685810">
+    <w:abstractNumId w:val="5"/>
+  </w:num>
+  <w:num w:numId="3" w16cid:durableId="1097486014">
     <w:abstractNumId w:val="3"/>
   </w:num>
-  <w:num w:numId="3" w16cid:durableId="1097486014">
-    <w:abstractNumId w:val="2"/>
-  </w:num>
   <w:num w:numId="4" w16cid:durableId="251351921">
-    <w:abstractNumId w:val="4"/>
+    <w:abstractNumId w:val="6"/>
   </w:num>
   <w:num w:numId="5" w16cid:durableId="1727947453">
     <w:abstractNumId w:val="1"/>
+  </w:num>
+  <w:num w:numId="6" w16cid:durableId="1359699672">
+    <w:abstractNumId w:val="4"/>
+  </w:num>
+  <w:num w:numId="7" w16cid:durableId="1183788336">
+    <w:abstractNumId w:val="2"/>
+  </w:num>
+  <w:num w:numId="8" w16cid:durableId="1411536410">
+    <w:abstractNumId w:val="7"/>
+  </w:num>
+  <w:num w:numId="9" w16cid:durableId="1604681562">
+    <w:abstractNumId w:val="9"/>
+  </w:num>
+  <w:num w:numId="10" w16cid:durableId="2032491414">
+    <w:abstractNumId w:val="8"/>
   </w:num>
 </w:numbering>
 </file>
@@ -1756,7 +2776,7 @@
     <w:lsdException w:name="Unresolved Mention" w:semiHidden="1" w:unhideWhenUsed="1"/>
     <w:lsdException w:name="Smart Link" w:semiHidden="1" w:unhideWhenUsed="1"/>
   </w:latentStyles>
-  <w:style w:type="paragraph" w:default="1" w:styleId="Standaard">
+  <w:style w:type="paragraph" w:default="1" w:styleId="Normal">
     <w:name w:val="Normal"/>
     <w:qFormat/>
     <w:rsid w:val="00D0192B"/>
@@ -1772,10 +2792,10 @@
       <w14:ligatures w14:val="none"/>
     </w:rPr>
   </w:style>
-  <w:style w:type="paragraph" w:styleId="Kop1">
+  <w:style w:type="paragraph" w:styleId="Heading1">
     <w:name w:val="heading 1"/>
-    <w:next w:val="Standaard"/>
-    <w:link w:val="Kop1Char"/>
+    <w:next w:val="Normal"/>
+    <w:link w:val="Heading1Char"/>
     <w:autoRedefine/>
     <w:uiPriority w:val="9"/>
     <w:qFormat/>
@@ -1795,11 +2815,11 @@
       <w:szCs w:val="40"/>
     </w:rPr>
   </w:style>
-  <w:style w:type="paragraph" w:styleId="Kop2">
+  <w:style w:type="paragraph" w:styleId="Heading2">
     <w:name w:val="heading 2"/>
-    <w:basedOn w:val="Standaard"/>
-    <w:next w:val="Standaard"/>
-    <w:link w:val="Kop2Char"/>
+    <w:basedOn w:val="Normal"/>
+    <w:next w:val="Normal"/>
+    <w:link w:val="Heading2Char"/>
     <w:autoRedefine/>
     <w:uiPriority w:val="9"/>
     <w:unhideWhenUsed/>
@@ -1820,11 +2840,11 @@
       <w:lang w:val="en-US"/>
     </w:rPr>
   </w:style>
-  <w:style w:type="paragraph" w:styleId="Kop3">
+  <w:style w:type="paragraph" w:styleId="Heading3">
     <w:name w:val="heading 3"/>
-    <w:basedOn w:val="Kop1"/>
-    <w:next w:val="Kop1"/>
-    <w:link w:val="Kop3Char"/>
+    <w:basedOn w:val="Heading1"/>
+    <w:next w:val="Heading1"/>
+    <w:link w:val="Heading3Char"/>
     <w:autoRedefine/>
     <w:uiPriority w:val="9"/>
     <w:unhideWhenUsed/>
@@ -1847,11 +2867,11 @@
       <w:lang w:val="en-US"/>
     </w:rPr>
   </w:style>
-  <w:style w:type="paragraph" w:styleId="Kop4">
+  <w:style w:type="paragraph" w:styleId="Heading4">
     <w:name w:val="heading 4"/>
-    <w:basedOn w:val="Standaard"/>
-    <w:next w:val="Standaard"/>
-    <w:link w:val="Kop4Char"/>
+    <w:basedOn w:val="Normal"/>
+    <w:next w:val="Normal"/>
+    <w:link w:val="Heading4Char"/>
     <w:uiPriority w:val="9"/>
     <w:semiHidden/>
     <w:unhideWhenUsed/>
@@ -1870,11 +2890,11 @@
       <w:color w:val="2F5496" w:themeColor="accent1" w:themeShade="BF"/>
     </w:rPr>
   </w:style>
-  <w:style w:type="paragraph" w:styleId="Kop5">
+  <w:style w:type="paragraph" w:styleId="Heading5">
     <w:name w:val="heading 5"/>
-    <w:basedOn w:val="Standaard"/>
-    <w:next w:val="Standaard"/>
-    <w:link w:val="Kop5Char"/>
+    <w:basedOn w:val="Normal"/>
+    <w:next w:val="Normal"/>
+    <w:link w:val="Heading5Char"/>
     <w:uiPriority w:val="9"/>
     <w:semiHidden/>
     <w:unhideWhenUsed/>
@@ -1895,11 +2915,11 @@
       <w:color w:val="2F5496" w:themeColor="accent1" w:themeShade="BF"/>
     </w:rPr>
   </w:style>
-  <w:style w:type="paragraph" w:styleId="Kop6">
+  <w:style w:type="paragraph" w:styleId="Heading6">
     <w:name w:val="heading 6"/>
-    <w:basedOn w:val="Standaard"/>
-    <w:next w:val="Standaard"/>
-    <w:link w:val="Kop6Char"/>
+    <w:basedOn w:val="Normal"/>
+    <w:next w:val="Normal"/>
+    <w:link w:val="Heading6Char"/>
     <w:uiPriority w:val="9"/>
     <w:semiHidden/>
     <w:unhideWhenUsed/>
@@ -1918,11 +2938,11 @@
       <w:color w:val="595959" w:themeColor="text1" w:themeTint="A6"/>
     </w:rPr>
   </w:style>
-  <w:style w:type="paragraph" w:styleId="Kop7">
+  <w:style w:type="paragraph" w:styleId="Heading7">
     <w:name w:val="heading 7"/>
-    <w:basedOn w:val="Standaard"/>
-    <w:next w:val="Standaard"/>
-    <w:link w:val="Kop7Char"/>
+    <w:basedOn w:val="Normal"/>
+    <w:next w:val="Normal"/>
+    <w:link w:val="Heading7Char"/>
     <w:uiPriority w:val="9"/>
     <w:semiHidden/>
     <w:unhideWhenUsed/>
@@ -1939,11 +2959,11 @@
       <w:color w:val="595959" w:themeColor="text1" w:themeTint="A6"/>
     </w:rPr>
   </w:style>
-  <w:style w:type="paragraph" w:styleId="Kop8">
+  <w:style w:type="paragraph" w:styleId="Heading8">
     <w:name w:val="heading 8"/>
-    <w:basedOn w:val="Standaard"/>
-    <w:next w:val="Standaard"/>
-    <w:link w:val="Kop8Char"/>
+    <w:basedOn w:val="Normal"/>
+    <w:next w:val="Normal"/>
+    <w:link w:val="Heading8Char"/>
     <w:uiPriority w:val="9"/>
     <w:semiHidden/>
     <w:unhideWhenUsed/>
@@ -1961,11 +2981,11 @@
       <w:color w:val="272727" w:themeColor="text1" w:themeTint="D8"/>
     </w:rPr>
   </w:style>
-  <w:style w:type="paragraph" w:styleId="Kop9">
+  <w:style w:type="paragraph" w:styleId="Heading9">
     <w:name w:val="heading 9"/>
-    <w:basedOn w:val="Standaard"/>
-    <w:next w:val="Standaard"/>
-    <w:link w:val="Kop9Char"/>
+    <w:basedOn w:val="Normal"/>
+    <w:next w:val="Normal"/>
+    <w:link w:val="Heading9Char"/>
     <w:uiPriority w:val="9"/>
     <w:semiHidden/>
     <w:unhideWhenUsed/>
@@ -1981,13 +3001,13 @@
       <w:color w:val="272727" w:themeColor="text1" w:themeTint="D8"/>
     </w:rPr>
   </w:style>
-  <w:style w:type="character" w:default="1" w:styleId="Standaardalinea-lettertype">
+  <w:style w:type="character" w:default="1" w:styleId="DefaultParagraphFont">
     <w:name w:val="Default Paragraph Font"/>
     <w:uiPriority w:val="1"/>
     <w:semiHidden/>
     <w:unhideWhenUsed/>
   </w:style>
-  <w:style w:type="table" w:default="1" w:styleId="Standaardtabel">
+  <w:style w:type="table" w:default="1" w:styleId="TableNormal">
     <w:name w:val="Normal Table"/>
     <w:uiPriority w:val="99"/>
     <w:semiHidden/>
@@ -2002,24 +3022,24 @@
       </w:tblCellMar>
     </w:tblPr>
   </w:style>
-  <w:style w:type="numbering" w:default="1" w:styleId="Geenlijst">
+  <w:style w:type="numbering" w:default="1" w:styleId="NoList">
     <w:name w:val="No List"/>
     <w:uiPriority w:val="99"/>
     <w:semiHidden/>
     <w:unhideWhenUsed/>
   </w:style>
-  <w:style w:type="character" w:customStyle="1" w:styleId="PlattetekstChar">
-    <w:name w:val="Platte tekst Char"/>
-    <w:basedOn w:val="Standaardalinea-lettertype"/>
-    <w:link w:val="Plattetekst"/>
+  <w:style w:type="character" w:customStyle="1" w:styleId="BodyTextChar">
+    <w:name w:val="Body Text Char"/>
+    <w:basedOn w:val="DefaultParagraphFont"/>
+    <w:link w:val="BodyText"/>
     <w:uiPriority w:val="99"/>
     <w:semiHidden/>
     <w:qFormat/>
     <w:rsid w:val="001C5F83"/>
   </w:style>
-  <w:style w:type="character" w:styleId="Intensieveverwijzing">
+  <w:style w:type="character" w:styleId="IntenseReference">
     <w:name w:val="Intense Reference"/>
-    <w:basedOn w:val="Standaardalinea-lettertype"/>
+    <w:basedOn w:val="DefaultParagraphFont"/>
     <w:uiPriority w:val="32"/>
     <w:qFormat/>
     <w:rsid w:val="001C5F83"/>
@@ -2033,10 +3053,10 @@
       <w:spacing w:val="5"/>
     </w:rPr>
   </w:style>
-  <w:style w:type="character" w:customStyle="1" w:styleId="Kop3Char">
-    <w:name w:val="Kop 3 Char"/>
-    <w:basedOn w:val="Standaardalinea-lettertype"/>
-    <w:link w:val="Kop3"/>
+  <w:style w:type="character" w:customStyle="1" w:styleId="Heading3Char">
+    <w:name w:val="Heading 3 Char"/>
+    <w:basedOn w:val="DefaultParagraphFont"/>
+    <w:link w:val="Heading3"/>
     <w:uiPriority w:val="9"/>
     <w:qFormat/>
     <w:rsid w:val="00A547C3"/>
@@ -2049,10 +3069,10 @@
       <w:lang w:val="en-US"/>
     </w:rPr>
   </w:style>
-  <w:style w:type="character" w:customStyle="1" w:styleId="Kop5Char">
-    <w:name w:val="Kop 5 Char"/>
-    <w:basedOn w:val="Standaardalinea-lettertype"/>
-    <w:link w:val="Kop5"/>
+  <w:style w:type="character" w:customStyle="1" w:styleId="Heading5Char">
+    <w:name w:val="Heading 5 Char"/>
+    <w:basedOn w:val="DefaultParagraphFont"/>
+    <w:link w:val="Heading5"/>
     <w:uiPriority w:val="9"/>
     <w:semiHidden/>
     <w:qFormat/>
@@ -2062,10 +3082,10 @@
       <w:color w:val="2F5496" w:themeColor="accent1" w:themeShade="BF"/>
     </w:rPr>
   </w:style>
-  <w:style w:type="character" w:customStyle="1" w:styleId="Kop1Char">
-    <w:name w:val="Kop 1 Char"/>
-    <w:basedOn w:val="Standaardalinea-lettertype"/>
-    <w:link w:val="Kop1"/>
+  <w:style w:type="character" w:customStyle="1" w:styleId="Heading1Char">
+    <w:name w:val="Heading 1 Char"/>
+    <w:basedOn w:val="DefaultParagraphFont"/>
+    <w:link w:val="Heading1"/>
     <w:uiPriority w:val="9"/>
     <w:qFormat/>
     <w:rsid w:val="00C14FE5"/>
@@ -2077,10 +3097,10 @@
       <w:szCs w:val="40"/>
     </w:rPr>
   </w:style>
-  <w:style w:type="character" w:customStyle="1" w:styleId="Kop2Char">
-    <w:name w:val="Kop 2 Char"/>
-    <w:basedOn w:val="Standaardalinea-lettertype"/>
-    <w:link w:val="Kop2"/>
+  <w:style w:type="character" w:customStyle="1" w:styleId="Heading2Char">
+    <w:name w:val="Heading 2 Char"/>
+    <w:basedOn w:val="DefaultParagraphFont"/>
+    <w:link w:val="Heading2"/>
     <w:uiPriority w:val="9"/>
     <w:qFormat/>
     <w:rsid w:val="00A547C3"/>
@@ -2092,10 +3112,10 @@
       <w:lang w:val="en-US"/>
     </w:rPr>
   </w:style>
-  <w:style w:type="character" w:customStyle="1" w:styleId="Kop4Char">
-    <w:name w:val="Kop 4 Char"/>
-    <w:basedOn w:val="Standaardalinea-lettertype"/>
-    <w:link w:val="Kop4"/>
+  <w:style w:type="character" w:customStyle="1" w:styleId="Heading4Char">
+    <w:name w:val="Heading 4 Char"/>
+    <w:basedOn w:val="DefaultParagraphFont"/>
+    <w:link w:val="Heading4"/>
     <w:uiPriority w:val="9"/>
     <w:semiHidden/>
     <w:qFormat/>
@@ -2107,10 +3127,10 @@
       <w:color w:val="2F5496" w:themeColor="accent1" w:themeShade="BF"/>
     </w:rPr>
   </w:style>
-  <w:style w:type="character" w:customStyle="1" w:styleId="Kop6Char">
-    <w:name w:val="Kop 6 Char"/>
-    <w:basedOn w:val="Standaardalinea-lettertype"/>
-    <w:link w:val="Kop6"/>
+  <w:style w:type="character" w:customStyle="1" w:styleId="Heading6Char">
+    <w:name w:val="Heading 6 Char"/>
+    <w:basedOn w:val="DefaultParagraphFont"/>
+    <w:link w:val="Heading6"/>
     <w:uiPriority w:val="9"/>
     <w:semiHidden/>
     <w:qFormat/>
@@ -2122,10 +3142,10 @@
       <w:color w:val="595959" w:themeColor="text1" w:themeTint="A6"/>
     </w:rPr>
   </w:style>
-  <w:style w:type="character" w:customStyle="1" w:styleId="Kop7Char">
-    <w:name w:val="Kop 7 Char"/>
-    <w:basedOn w:val="Standaardalinea-lettertype"/>
-    <w:link w:val="Kop7"/>
+  <w:style w:type="character" w:customStyle="1" w:styleId="Heading7Char">
+    <w:name w:val="Heading 7 Char"/>
+    <w:basedOn w:val="DefaultParagraphFont"/>
+    <w:link w:val="Heading7"/>
     <w:uiPriority w:val="9"/>
     <w:semiHidden/>
     <w:qFormat/>
@@ -2135,10 +3155,10 @@
       <w:color w:val="595959" w:themeColor="text1" w:themeTint="A6"/>
     </w:rPr>
   </w:style>
-  <w:style w:type="character" w:customStyle="1" w:styleId="Kop8Char">
-    <w:name w:val="Kop 8 Char"/>
-    <w:basedOn w:val="Standaardalinea-lettertype"/>
-    <w:link w:val="Kop8"/>
+  <w:style w:type="character" w:customStyle="1" w:styleId="Heading8Char">
+    <w:name w:val="Heading 8 Char"/>
+    <w:basedOn w:val="DefaultParagraphFont"/>
+    <w:link w:val="Heading8"/>
     <w:uiPriority w:val="9"/>
     <w:semiHidden/>
     <w:qFormat/>
@@ -2150,10 +3170,10 @@
       <w:color w:val="272727" w:themeColor="text1" w:themeTint="D8"/>
     </w:rPr>
   </w:style>
-  <w:style w:type="character" w:customStyle="1" w:styleId="Kop9Char">
-    <w:name w:val="Kop 9 Char"/>
-    <w:basedOn w:val="Standaardalinea-lettertype"/>
-    <w:link w:val="Kop9"/>
+  <w:style w:type="character" w:customStyle="1" w:styleId="Heading9Char">
+    <w:name w:val="Heading 9 Char"/>
+    <w:basedOn w:val="DefaultParagraphFont"/>
+    <w:link w:val="Heading9"/>
     <w:uiPriority w:val="9"/>
     <w:semiHidden/>
     <w:qFormat/>
@@ -2163,10 +3183,10 @@
       <w:color w:val="272727" w:themeColor="text1" w:themeTint="D8"/>
     </w:rPr>
   </w:style>
-  <w:style w:type="character" w:customStyle="1" w:styleId="TitelChar">
-    <w:name w:val="Titel Char"/>
-    <w:basedOn w:val="Standaardalinea-lettertype"/>
-    <w:link w:val="Titel"/>
+  <w:style w:type="character" w:customStyle="1" w:styleId="TitleChar">
+    <w:name w:val="Title Char"/>
+    <w:basedOn w:val="DefaultParagraphFont"/>
+    <w:link w:val="Title"/>
     <w:uiPriority w:val="10"/>
     <w:qFormat/>
     <w:rsid w:val="005C7874"/>
@@ -2178,10 +3198,10 @@
       <w:szCs w:val="56"/>
     </w:rPr>
   </w:style>
-  <w:style w:type="character" w:customStyle="1" w:styleId="OndertitelChar">
-    <w:name w:val="Ondertitel Char"/>
-    <w:basedOn w:val="Standaardalinea-lettertype"/>
-    <w:link w:val="Ondertitel"/>
+  <w:style w:type="character" w:customStyle="1" w:styleId="SubtitleChar">
+    <w:name w:val="Subtitle Char"/>
+    <w:basedOn w:val="DefaultParagraphFont"/>
+    <w:link w:val="Subtitle"/>
     <w:uiPriority w:val="11"/>
     <w:qFormat/>
     <w:rsid w:val="005C7874"/>
@@ -2193,10 +3213,10 @@
       <w:szCs w:val="28"/>
     </w:rPr>
   </w:style>
-  <w:style w:type="character" w:customStyle="1" w:styleId="CitaatChar">
-    <w:name w:val="Citaat Char"/>
-    <w:basedOn w:val="Standaardalinea-lettertype"/>
-    <w:link w:val="Citaat"/>
+  <w:style w:type="character" w:customStyle="1" w:styleId="QuoteChar">
+    <w:name w:val="Quote Char"/>
+    <w:basedOn w:val="DefaultParagraphFont"/>
+    <w:link w:val="Quote"/>
     <w:uiPriority w:val="29"/>
     <w:qFormat/>
     <w:rsid w:val="005C7874"/>
@@ -2206,9 +3226,9 @@
       <w:color w:val="404040" w:themeColor="text1" w:themeTint="BF"/>
     </w:rPr>
   </w:style>
-  <w:style w:type="character" w:styleId="Intensievebenadrukking">
+  <w:style w:type="character" w:styleId="IntenseEmphasis">
     <w:name w:val="Intense Emphasis"/>
-    <w:basedOn w:val="Standaardalinea-lettertype"/>
+    <w:basedOn w:val="DefaultParagraphFont"/>
     <w:uiPriority w:val="21"/>
     <w:qFormat/>
     <w:rsid w:val="005C7874"/>
@@ -2218,10 +3238,10 @@
       <w:color w:val="2F5496" w:themeColor="accent1" w:themeShade="BF"/>
     </w:rPr>
   </w:style>
-  <w:style w:type="character" w:customStyle="1" w:styleId="DuidelijkcitaatChar">
-    <w:name w:val="Duidelijk citaat Char"/>
-    <w:basedOn w:val="Standaardalinea-lettertype"/>
-    <w:link w:val="Duidelijkcitaat"/>
+  <w:style w:type="character" w:customStyle="1" w:styleId="IntenseQuoteChar">
+    <w:name w:val="Intense Quote Char"/>
+    <w:basedOn w:val="DefaultParagraphFont"/>
+    <w:link w:val="IntenseQuote"/>
     <w:uiPriority w:val="30"/>
     <w:qFormat/>
     <w:rsid w:val="005C7874"/>
@@ -2231,10 +3251,10 @@
       <w:color w:val="2F5496" w:themeColor="accent1" w:themeShade="BF"/>
     </w:rPr>
   </w:style>
-  <w:style w:type="character" w:customStyle="1" w:styleId="VoettekstChar">
-    <w:name w:val="Voettekst Char"/>
-    <w:basedOn w:val="Standaardalinea-lettertype"/>
-    <w:link w:val="Voettekst"/>
+  <w:style w:type="character" w:customStyle="1" w:styleId="FooterChar">
+    <w:name w:val="Footer Char"/>
+    <w:basedOn w:val="DefaultParagraphFont"/>
+    <w:link w:val="Footer"/>
     <w:uiPriority w:val="99"/>
     <w:qFormat/>
     <w:rsid w:val="00D0192B"/>
@@ -2249,14 +3269,14 @@
   </w:style>
   <w:style w:type="character" w:customStyle="1" w:styleId="normaltextrun">
     <w:name w:val="normaltextrun"/>
-    <w:basedOn w:val="Standaardalinea-lettertype"/>
+    <w:basedOn w:val="DefaultParagraphFont"/>
     <w:qFormat/>
     <w:rsid w:val="00D0192B"/>
   </w:style>
-  <w:style w:type="character" w:customStyle="1" w:styleId="KoptekstChar">
-    <w:name w:val="Koptekst Char"/>
-    <w:basedOn w:val="Standaardalinea-lettertype"/>
-    <w:link w:val="Koptekst"/>
+  <w:style w:type="character" w:customStyle="1" w:styleId="HeaderChar">
+    <w:name w:val="Header Char"/>
+    <w:basedOn w:val="DefaultParagraphFont"/>
+    <w:link w:val="Header"/>
     <w:uiPriority w:val="99"/>
     <w:qFormat/>
     <w:rsid w:val="00D0192B"/>
@@ -2271,7 +3291,7 @@
   </w:style>
   <w:style w:type="character" w:styleId="Hyperlink">
     <w:name w:val="Hyperlink"/>
-    <w:basedOn w:val="Standaardalinea-lettertype"/>
+    <w:basedOn w:val="DefaultParagraphFont"/>
     <w:uiPriority w:val="99"/>
     <w:unhideWhenUsed/>
     <w:rsid w:val="00356B3A"/>
@@ -2280,9 +3300,9 @@
       <w:u w:val="single"/>
     </w:rPr>
   </w:style>
-  <w:style w:type="character" w:styleId="Onopgelostemelding">
+  <w:style w:type="character" w:styleId="UnresolvedMention">
     <w:name w:val="Unresolved Mention"/>
-    <w:basedOn w:val="Standaardalinea-lettertype"/>
+    <w:basedOn w:val="DefaultParagraphFont"/>
     <w:uiPriority w:val="99"/>
     <w:semiHidden/>
     <w:unhideWhenUsed/>
@@ -2307,7 +3327,7 @@
       <w:vertAlign w:val="superscript"/>
     </w:rPr>
   </w:style>
-  <w:style w:type="character" w:styleId="Voetnootmarkering">
+  <w:style w:type="character" w:styleId="FootnoteReference">
     <w:name w:val="footnote reference"/>
     <w:rPr>
       <w:vertAlign w:val="superscript"/>
@@ -2324,7 +3344,7 @@
     <w:name w:val="Caractères de note de fin (user)"/>
     <w:qFormat/>
   </w:style>
-  <w:style w:type="character" w:styleId="Eindnootmarkering">
+  <w:style w:type="character" w:styleId="EndnoteReference">
     <w:name w:val="endnote reference"/>
     <w:rPr>
       <w:vertAlign w:val="superscript"/>
@@ -2347,8 +3367,8 @@
   </w:style>
   <w:style w:type="paragraph" w:customStyle="1" w:styleId="Titre">
     <w:name w:val="Titre"/>
-    <w:basedOn w:val="Standaard"/>
-    <w:next w:val="Plattetekst"/>
+    <w:basedOn w:val="Normal"/>
+    <w:next w:val="BodyText"/>
     <w:qFormat/>
     <w:pPr>
       <w:keepNext/>
@@ -2360,10 +3380,10 @@
       <w:szCs w:val="28"/>
     </w:rPr>
   </w:style>
-  <w:style w:type="paragraph" w:styleId="Plattetekst">
+  <w:style w:type="paragraph" w:styleId="BodyText">
     <w:name w:val="Body Text"/>
-    <w:basedOn w:val="Standaard"/>
-    <w:link w:val="PlattetekstChar"/>
+    <w:basedOn w:val="Normal"/>
+    <w:link w:val="BodyTextChar"/>
     <w:uiPriority w:val="99"/>
     <w:semiHidden/>
     <w:unhideWhenUsed/>
@@ -2372,16 +3392,16 @@
       <w:spacing w:after="120"/>
     </w:pPr>
   </w:style>
-  <w:style w:type="paragraph" w:styleId="Lijst">
+  <w:style w:type="paragraph" w:styleId="List">
     <w:name w:val="List"/>
-    <w:basedOn w:val="Plattetekst"/>
+    <w:basedOn w:val="BodyText"/>
     <w:rPr>
       <w:rFonts w:cs="Lohit Devanagari"/>
     </w:rPr>
   </w:style>
-  <w:style w:type="paragraph" w:styleId="Bijschrift">
+  <w:style w:type="paragraph" w:styleId="Caption">
     <w:name w:val="caption"/>
-    <w:basedOn w:val="Standaard"/>
+    <w:basedOn w:val="Normal"/>
     <w:qFormat/>
     <w:pPr>
       <w:suppressLineNumbers/>
@@ -2397,7 +3417,7 @@
   </w:style>
   <w:style w:type="paragraph" w:customStyle="1" w:styleId="Index">
     <w:name w:val="Index"/>
-    <w:basedOn w:val="Standaard"/>
+    <w:basedOn w:val="Normal"/>
     <w:qFormat/>
     <w:pPr>
       <w:suppressLineNumbers/>
@@ -2408,8 +3428,8 @@
   </w:style>
   <w:style w:type="paragraph" w:customStyle="1" w:styleId="Titreuser">
     <w:name w:val="Titre (user)"/>
-    <w:basedOn w:val="Standaard"/>
-    <w:next w:val="Plattetekst"/>
+    <w:basedOn w:val="Normal"/>
+    <w:next w:val="BodyText"/>
     <w:qFormat/>
     <w:pPr>
       <w:keepNext/>
@@ -2423,8 +3443,8 @@
   </w:style>
   <w:style w:type="paragraph" w:customStyle="1" w:styleId="Huisstijl">
     <w:name w:val="Huisstijl"/>
-    <w:basedOn w:val="Plattetekst"/>
-    <w:next w:val="Plattetekst"/>
+    <w:basedOn w:val="BodyText"/>
+    <w:next w:val="BodyText"/>
     <w:autoRedefine/>
     <w:qFormat/>
     <w:rsid w:val="001C5F83"/>
@@ -2441,7 +3461,7 @@
   </w:style>
   <w:style w:type="paragraph" w:customStyle="1" w:styleId="Style2">
     <w:name w:val="Style2"/>
-    <w:basedOn w:val="Kop3"/>
+    <w:basedOn w:val="Heading3"/>
     <w:autoRedefine/>
     <w:qFormat/>
     <w:rsid w:val="001C5F83"/>
@@ -2457,7 +3477,7 @@
   </w:style>
   <w:style w:type="paragraph" w:customStyle="1" w:styleId="Style3">
     <w:name w:val="Style3"/>
-    <w:basedOn w:val="Standaard"/>
+    <w:basedOn w:val="Normal"/>
     <w:autoRedefine/>
     <w:qFormat/>
     <w:rsid w:val="001C5F83"/>
@@ -2474,7 +3494,7 @@
   </w:style>
   <w:style w:type="paragraph" w:customStyle="1" w:styleId="Style4">
     <w:name w:val="Style4"/>
-    <w:basedOn w:val="Kop5"/>
+    <w:basedOn w:val="Heading5"/>
     <w:autoRedefine/>
     <w:qFormat/>
     <w:rsid w:val="001C5F83"/>
@@ -2512,7 +3532,7 @@
   </w:style>
   <w:style w:type="paragraph" w:customStyle="1" w:styleId="Titel1">
     <w:name w:val="Titel1"/>
-    <w:basedOn w:val="Standaard"/>
+    <w:basedOn w:val="Normal"/>
     <w:autoRedefine/>
     <w:qFormat/>
     <w:rsid w:val="00A547C3"/>
@@ -2526,7 +3546,7 @@
   </w:style>
   <w:style w:type="paragraph" w:customStyle="1" w:styleId="Heading31">
     <w:name w:val="Heading 31"/>
-    <w:basedOn w:val="Standaard"/>
+    <w:basedOn w:val="Normal"/>
     <w:autoRedefine/>
     <w:qFormat/>
     <w:rsid w:val="00A547C3"/>
@@ -2539,11 +3559,11 @@
       <w:lang w:val="en-US"/>
     </w:rPr>
   </w:style>
-  <w:style w:type="paragraph" w:styleId="Titel">
+  <w:style w:type="paragraph" w:styleId="Title">
     <w:name w:val="Title"/>
-    <w:basedOn w:val="Standaard"/>
-    <w:next w:val="Standaard"/>
-    <w:link w:val="TitelChar"/>
+    <w:basedOn w:val="Normal"/>
+    <w:next w:val="Normal"/>
+    <w:link w:val="TitleChar"/>
     <w:uiPriority w:val="10"/>
     <w:qFormat/>
     <w:rsid w:val="005C7874"/>
@@ -2559,11 +3579,11 @@
       <w:szCs w:val="56"/>
     </w:rPr>
   </w:style>
-  <w:style w:type="paragraph" w:styleId="Ondertitel">
+  <w:style w:type="paragraph" w:styleId="Subtitle">
     <w:name w:val="Subtitle"/>
-    <w:basedOn w:val="Standaard"/>
-    <w:next w:val="Standaard"/>
-    <w:link w:val="OndertitelChar"/>
+    <w:basedOn w:val="Normal"/>
+    <w:next w:val="Normal"/>
+    <w:link w:val="SubtitleChar"/>
     <w:uiPriority w:val="11"/>
     <w:qFormat/>
     <w:rsid w:val="005C7874"/>
@@ -2575,11 +3595,11 @@
       <w:szCs w:val="28"/>
     </w:rPr>
   </w:style>
-  <w:style w:type="paragraph" w:styleId="Citaat">
+  <w:style w:type="paragraph" w:styleId="Quote">
     <w:name w:val="Quote"/>
-    <w:basedOn w:val="Standaard"/>
-    <w:next w:val="Standaard"/>
-    <w:link w:val="CitaatChar"/>
+    <w:basedOn w:val="Normal"/>
+    <w:next w:val="Normal"/>
+    <w:link w:val="QuoteChar"/>
     <w:uiPriority w:val="29"/>
     <w:qFormat/>
     <w:rsid w:val="005C7874"/>
@@ -2593,9 +3613,9 @@
       <w:color w:val="404040" w:themeColor="text1" w:themeTint="BF"/>
     </w:rPr>
   </w:style>
-  <w:style w:type="paragraph" w:styleId="Lijstalinea">
+  <w:style w:type="paragraph" w:styleId="ListParagraph">
     <w:name w:val="List Paragraph"/>
-    <w:basedOn w:val="Standaard"/>
+    <w:basedOn w:val="Normal"/>
     <w:uiPriority w:val="34"/>
     <w:qFormat/>
     <w:rsid w:val="005C7874"/>
@@ -2604,11 +3624,11 @@
       <w:contextualSpacing/>
     </w:pPr>
   </w:style>
-  <w:style w:type="paragraph" w:styleId="Duidelijkcitaat">
+  <w:style w:type="paragraph" w:styleId="IntenseQuote">
     <w:name w:val="Intense Quote"/>
-    <w:basedOn w:val="Standaard"/>
-    <w:next w:val="Standaard"/>
-    <w:link w:val="DuidelijkcitaatChar"/>
+    <w:basedOn w:val="Normal"/>
+    <w:next w:val="Normal"/>
+    <w:link w:val="IntenseQuoteChar"/>
     <w:uiPriority w:val="30"/>
     <w:qFormat/>
     <w:rsid w:val="005C7874"/>
@@ -2629,18 +3649,18 @@
   </w:style>
   <w:style w:type="paragraph" w:customStyle="1" w:styleId="En-tteetpieddepage">
     <w:name w:val="En-tête et pied de page"/>
-    <w:basedOn w:val="Standaard"/>
+    <w:basedOn w:val="Normal"/>
     <w:qFormat/>
   </w:style>
   <w:style w:type="paragraph" w:customStyle="1" w:styleId="En-tteetpieddepageuser">
     <w:name w:val="En-tête et pied de page (user)"/>
-    <w:basedOn w:val="Standaard"/>
-    <w:qFormat/>
-  </w:style>
-  <w:style w:type="paragraph" w:styleId="Voettekst">
+    <w:basedOn w:val="Normal"/>
+    <w:qFormat/>
+  </w:style>
+  <w:style w:type="paragraph" w:styleId="Footer">
     <w:name w:val="footer"/>
-    <w:basedOn w:val="Standaard"/>
-    <w:link w:val="VoettekstChar"/>
+    <w:basedOn w:val="Normal"/>
+    <w:link w:val="FooterChar"/>
     <w:uiPriority w:val="99"/>
     <w:unhideWhenUsed/>
     <w:rsid w:val="00D0192B"/>
@@ -2654,7 +3674,7 @@
   </w:style>
   <w:style w:type="paragraph" w:customStyle="1" w:styleId="paragraph">
     <w:name w:val="paragraph"/>
-    <w:basedOn w:val="Standaard"/>
+    <w:basedOn w:val="Normal"/>
     <w:qFormat/>
     <w:rsid w:val="00D0192B"/>
     <w:pPr>
@@ -2667,10 +3687,10 @@
       <w:lang w:eastAsia="nl-BE"/>
     </w:rPr>
   </w:style>
-  <w:style w:type="paragraph" w:styleId="Koptekst">
+  <w:style w:type="paragraph" w:styleId="Header">
     <w:name w:val="header"/>
-    <w:basedOn w:val="Standaard"/>
-    <w:link w:val="KoptekstChar"/>
+    <w:basedOn w:val="Normal"/>
+    <w:link w:val="HeaderChar"/>
     <w:uiPriority w:val="99"/>
     <w:unhideWhenUsed/>
     <w:rsid w:val="00D0192B"/>
@@ -2682,9 +3702,9 @@
       <w:spacing w:after="0" w:line="240" w:lineRule="auto"/>
     </w:pPr>
   </w:style>
-  <w:style w:type="paragraph" w:styleId="Voetnoottekst">
+  <w:style w:type="paragraph" w:styleId="FootnoteText">
     <w:name w:val="footnote text"/>
-    <w:basedOn w:val="Standaard"/>
+    <w:basedOn w:val="Normal"/>
     <w:pPr>
       <w:suppressLineNumbers/>
       <w:ind w:left="340" w:hanging="340"/>
@@ -2701,9 +3721,9 @@
     <w:unhideWhenUsed/>
     <w:qFormat/>
   </w:style>
-  <w:style w:type="table" w:styleId="Tabelraster">
+  <w:style w:type="table" w:styleId="TableGrid">
     <w:name w:val="Table Grid"/>
-    <w:basedOn w:val="Standaardtabel"/>
+    <w:basedOn w:val="TableNormal"/>
     <w:uiPriority w:val="59"/>
     <w:rsid w:val="00FB4123"/>
     <w:tblPr>
@@ -2899,12 +3919,14 @@
 </file>
 
 <file path=customXml/item2.xml><?xml version="1.0" encoding="utf-8"?>
-<?mso-contentType ?>
-<FormTemplates xmlns="http://schemas.microsoft.com/sharepoint/v3/contenttype/forms">
-  <Display>DocumentLibraryForm</Display>
-  <Edit>DocumentLibraryForm</Edit>
-  <New>DocumentLibraryForm</New>
-</FormTemplates>
+<p:properties xmlns:p="http://schemas.microsoft.com/office/2006/metadata/properties" xmlns:xsi="http://www.w3.org/2001/XMLSchema-instance" xmlns:pc="http://schemas.microsoft.com/office/infopath/2007/PartnerControls">
+  <documentManagement>
+    <TaxCatchAll xmlns="bb11d3a4-97fb-479f-a22b-f662744aee3e" xsi:nil="true"/>
+    <lcf76f155ced4ddcb4097134ff3c332f xmlns="b65ec5de-518f-4e73-8afe-6742151515d6">
+      <Terms xmlns="http://schemas.microsoft.com/office/infopath/2007/PartnerControls"/>
+    </lcf76f155ced4ddcb4097134ff3c332f>
+  </documentManagement>
+</p:properties>
 </file>
 
 <file path=customXml/item3.xml><?xml version="1.0" encoding="utf-8"?>
@@ -3115,14 +4137,12 @@
 </file>
 
 <file path=customXml/item4.xml><?xml version="1.0" encoding="utf-8"?>
-<p:properties xmlns:p="http://schemas.microsoft.com/office/2006/metadata/properties" xmlns:xsi="http://www.w3.org/2001/XMLSchema-instance" xmlns:pc="http://schemas.microsoft.com/office/infopath/2007/PartnerControls">
-  <documentManagement>
-    <TaxCatchAll xmlns="bb11d3a4-97fb-479f-a22b-f662744aee3e" xsi:nil="true"/>
-    <lcf76f155ced4ddcb4097134ff3c332f xmlns="b65ec5de-518f-4e73-8afe-6742151515d6">
-      <Terms xmlns="http://schemas.microsoft.com/office/infopath/2007/PartnerControls"/>
-    </lcf76f155ced4ddcb4097134ff3c332f>
-  </documentManagement>
-</p:properties>
+<?mso-contentType ?>
+<FormTemplates xmlns="http://schemas.microsoft.com/sharepoint/v3/contenttype/forms">
+  <Display>DocumentLibraryForm</Display>
+  <Edit>DocumentLibraryForm</Edit>
+  <New>DocumentLibraryForm</New>
+</FormTemplates>
 </file>
 
 <file path=customXml/itemProps1.xml><?xml version="1.0" encoding="utf-8"?>
@@ -3134,9 +4154,12 @@
 </file>
 
 <file path=customXml/itemProps2.xml><?xml version="1.0" encoding="utf-8"?>
-<ds:datastoreItem xmlns:ds="http://schemas.openxmlformats.org/officeDocument/2006/customXml" ds:itemID="{C61D9ECB-C544-465B-BE81-A7E60A5C18F0}">
+<ds:datastoreItem xmlns:ds="http://schemas.openxmlformats.org/officeDocument/2006/customXml" ds:itemID="{32C25BF6-4326-4F0F-BA11-105E4A9FB1C4}">
   <ds:schemaRefs>
-    <ds:schemaRef ds:uri="http://schemas.microsoft.com/sharepoint/v3/contenttype/forms"/>
+    <ds:schemaRef ds:uri="http://schemas.microsoft.com/office/2006/metadata/properties"/>
+    <ds:schemaRef ds:uri="http://schemas.microsoft.com/office/infopath/2007/PartnerControls"/>
+    <ds:schemaRef ds:uri="bb11d3a4-97fb-479f-a22b-f662744aee3e"/>
+    <ds:schemaRef ds:uri="b65ec5de-518f-4e73-8afe-6742151515d6"/>
   </ds:schemaRefs>
 </ds:datastoreItem>
 </file>
@@ -3161,12 +4184,9 @@
 </file>
 
 <file path=customXml/itemProps4.xml><?xml version="1.0" encoding="utf-8"?>
-<ds:datastoreItem xmlns:ds="http://schemas.openxmlformats.org/officeDocument/2006/customXml" ds:itemID="{32C25BF6-4326-4F0F-BA11-105E4A9FB1C4}">
+<ds:datastoreItem xmlns:ds="http://schemas.openxmlformats.org/officeDocument/2006/customXml" ds:itemID="{C61D9ECB-C544-465B-BE81-A7E60A5C18F0}">
   <ds:schemaRefs>
-    <ds:schemaRef ds:uri="http://schemas.microsoft.com/office/2006/metadata/properties"/>
-    <ds:schemaRef ds:uri="http://schemas.microsoft.com/office/infopath/2007/PartnerControls"/>
-    <ds:schemaRef ds:uri="bb11d3a4-97fb-479f-a22b-f662744aee3e"/>
-    <ds:schemaRef ds:uri="b65ec5de-518f-4e73-8afe-6742151515d6"/>
+    <ds:schemaRef ds:uri="http://schemas.microsoft.com/sharepoint/v3/contenttype/forms"/>
   </ds:schemaRefs>
 </ds:datastoreItem>
 </file>